--- a/docs/security/spane-compliance-mapping.docx
+++ b/docs/security/spane-compliance-mapping.docx
@@ -489,7 +489,23 @@
               <w:t xml:space="preserve">no Content-Security-Policy / some headers unset</w:t>
             </w:r>
             <w:r>
-              <w:t xml:space="preserve">.</w:t>
+              <w:t xml:space="preserve">;</w:t>
+            </w:r>
+            <w:r>
+              <w:t xml:space="preserve"> </w:t>
+            </w:r>
+            <w:r>
+              <w:rPr>
+                <w:b/>
+                <w:bCs/>
+              </w:rPr>
+              <w:t xml:space="preserve">SSH-to-device host keys not validated</w:t>
+            </w:r>
+            <w:r>
+              <w:t xml:space="preserve"> </w:t>
+            </w:r>
+            <w:r>
+              <w:t xml:space="preserve">(accepted risk).</w:t>
             </w:r>
           </w:p>
         </w:tc>
@@ -673,7 +689,37 @@
               <w:pStyle w:val="Compact"/>
             </w:pPr>
             <w:r>
-              <w:t xml:space="preserve">CI test gate + CWE-209 guard + CodeQL;</w:t>
+              <w:t xml:space="preserve">CI gates: test suite + CWE-209 guard +</w:t>
+            </w:r>
+            <w:r>
+              <w:t xml:space="preserve"> </w:t>
+            </w:r>
+            <w:r>
+              <w:rPr>
+                <w:rStyle w:val="VerbatimChar"/>
+              </w:rPr>
+              <w:t xml:space="preserve">pip-audit</w:t>
+            </w:r>
+            <w:r>
+              <w:t xml:space="preserve"> </w:t>
+            </w:r>
+            <w:r>
+              <w:t xml:space="preserve">(blocking) +</w:t>
+            </w:r>
+            <w:r>
+              <w:t xml:space="preserve"> </w:t>
+            </w:r>
+            <w:r>
+              <w:rPr>
+                <w:rStyle w:val="VerbatimChar"/>
+              </w:rPr>
+              <w:t xml:space="preserve">bandit</w:t>
+            </w:r>
+            <w:r>
+              <w:t xml:space="preserve"> </w:t>
+            </w:r>
+            <w:r>
+              <w:t xml:space="preserve">(blocking) + CodeQL;</w:t>
             </w:r>
             <w:r>
               <w:t xml:space="preserve"> </w:t>
@@ -683,7 +729,7 @@
                 <w:b/>
                 <w:bCs/>
               </w:rPr>
-              <w:t xml:space="preserve">backend dependency/SAST scanning gate pending</w:t>
+              <w:t xml:space="preserve">no documented threat-modeling</w:t>
             </w:r>
             <w:r>
               <w:t xml:space="preserve">.</w:t>
@@ -714,18 +760,63 @@
                 <w:b/>
                 <w:bCs/>
               </w:rPr>
-              <w:t xml:space="preserve">Roadmap</w:t>
-            </w:r>
-          </w:p>
-        </w:tc>
-        <w:tc>
-          <w:tcPr/>
-          <w:p>
-            <w:pPr>
-              <w:pStyle w:val="Compact"/>
-            </w:pPr>
-            <w:r>
-              <w:t xml:space="preserve">CodeQL (default setup) + Dependabot;</w:t>
+              <w:t xml:space="preserve">Partial</w:t>
+            </w:r>
+          </w:p>
+        </w:tc>
+        <w:tc>
+          <w:tcPr/>
+          <w:p>
+            <w:pPr>
+              <w:pStyle w:val="Compact"/>
+            </w:pPr>
+            <w:r>
+              <w:t xml:space="preserve">Dependabot (npm + backend</w:t>
+            </w:r>
+            <w:r>
+              <w:t xml:space="preserve"> </w:t>
+            </w:r>
+            <w:r>
+              <w:rPr>
+                <w:rStyle w:val="VerbatimChar"/>
+              </w:rPr>
+              <w:t xml:space="preserve">pip</w:t>
+            </w:r>
+            <w:r>
+              <w:t xml:space="preserve"> </w:t>
+            </w:r>
+            <w:r>
+              <w:t xml:space="preserve">+ Actions),</w:t>
+            </w:r>
+            <w:r>
+              <w:t xml:space="preserve"> </w:t>
+            </w:r>
+            <w:r>
+              <w:rPr>
+                <w:rStyle w:val="VerbatimChar"/>
+              </w:rPr>
+              <w:t xml:space="preserve">pip-audit</w:t>
+            </w:r>
+            <w:r>
+              <w:t xml:space="preserve"> </w:t>
+            </w:r>
+            <w:r>
+              <w:t xml:space="preserve">(blocking) +</w:t>
+            </w:r>
+            <w:r>
+              <w:t xml:space="preserve"> </w:t>
+            </w:r>
+            <w:r>
+              <w:rPr>
+                <w:rStyle w:val="VerbatimChar"/>
+              </w:rPr>
+              <w:t xml:space="preserve">bandit</w:t>
+            </w:r>
+            <w:r>
+              <w:t xml:space="preserve"> </w:t>
+            </w:r>
+            <w:r>
+              <w:t xml:space="preserve">(blocking) + CodeQL SAST;</w:t>
             </w:r>
             <w:r>
               <w:t xml:space="preserve"> </w:t>
@@ -735,36 +826,7 @@
                 <w:b/>
                 <w:bCs/>
               </w:rPr>
-              <w:t xml:space="preserve">npm-only today — backend</w:t>
-            </w:r>
-            <w:r>
-              <w:rPr>
-                <w:b/>
-                <w:bCs/>
-              </w:rPr>
-              <w:t xml:space="preserve"> </w:t>
-            </w:r>
-            <w:r>
-              <w:rPr>
-                <w:rStyle w:val="VerbatimChar"/>
-                <w:b/>
-                <w:bCs/>
-              </w:rPr>
-              <w:t xml:space="preserve">pip</w:t>
-            </w:r>
-            <w:r>
-              <w:rPr>
-                <w:b/>
-                <w:bCs/>
-              </w:rPr>
-              <w:t xml:space="preserve"> </w:t>
-            </w:r>
-            <w:r>
-              <w:rPr>
-                <w:b/>
-                <w:bCs/>
-              </w:rPr>
-              <w:t xml:space="preserve">scanning in flight (PR #34)</w:t>
+              <w:t xml:space="preserve">no container-image or secret scanning</w:t>
             </w:r>
             <w:r>
               <w:t xml:space="preserve">.</w:t>
@@ -811,28 +873,6 @@
       </w:r>
       <w:r>
         <w:t xml:space="preserve">in place but a named element is missing.</w:t>
-      </w:r>
-      <w:r>
-        <w:t xml:space="preserve"> </w:t>
-      </w:r>
-      <w:r>
-        <w:rPr>
-          <w:b/>
-          <w:bCs/>
-        </w:rPr>
-        <w:t xml:space="preserve">Roadmap</w:t>
-      </w:r>
-      <w:r>
-        <w:t xml:space="preserve"> </w:t>
-      </w:r>
-      <w:r>
-        <w:t xml:space="preserve">= mostly pending, with</w:t>
-      </w:r>
-      <w:r>
-        <w:t xml:space="preserve"> </w:t>
-      </w:r>
-      <w:r>
-        <w:t xml:space="preserve">remediation identified.</w:t>
       </w:r>
     </w:p>
     <w:bookmarkEnd w:id="9"/>
@@ -922,49 +962,13 @@
           <w:b/>
           <w:bCs/>
         </w:rPr>
-        <w:t xml:space="preserve">Content-Security-Policy and some Django security headers</w:t>
-      </w:r>
-      <w:r>
-        <w:t xml:space="preserve"> </w:t>
-      </w:r>
-      <w:r>
-        <w:t xml:space="preserve">(</w:t>
-      </w:r>
-      <w:r>
-        <w:rPr>
-          <w:rStyle w:val="VerbatimChar"/>
-        </w:rPr>
-        <w:t xml:space="preserve">CSRF_COOKIE_HTTPONLY</w:t>
-      </w:r>
-      <w:r>
-        <w:t xml:space="preserve">, explicit</w:t>
-      </w:r>
-      <w:r>
-        <w:t xml:space="preserve"> </w:t>
-      </w:r>
-      <w:r>
-        <w:rPr>
-          <w:rStyle w:val="VerbatimChar"/>
-        </w:rPr>
-        <w:t xml:space="preserve">X_FRAME_OPTIONS</w:t>
-      </w:r>
-      <w:r>
-        <w:t xml:space="preserve">) — not set; nginx supplies</w:t>
-      </w:r>
-      <w:r>
-        <w:t xml:space="preserve"> </w:t>
-      </w:r>
-      <w:r>
-        <w:rPr>
-          <w:rStyle w:val="VerbatimChar"/>
-        </w:rPr>
-        <w:t xml:space="preserve">X-Frame-Options</w:t>
-      </w:r>
-      <w:r>
-        <w:t xml:space="preserve"> </w:t>
-      </w:r>
-      <w:r>
-        <w:t xml:space="preserve">+ HSTS (A.8.9).</w:t>
+        <w:t xml:space="preserve">SSH device host-key validation</w:t>
+      </w:r>
+      <w:r>
+        <w:t xml:space="preserve"> </w:t>
+      </w:r>
+      <w:r>
+        <w:t xml:space="preserve">— not performed; accepted risk (first-connection MITM on the trusted management network) (A.5.14).</w:t>
       </w:r>
     </w:p>
     <w:p>
@@ -980,28 +984,49 @@
           <w:b/>
           <w:bCs/>
         </w:rPr>
-        <w:t xml:space="preserve">Backend dependency CVE scanning + pip/Actions Dependabot</w:t>
-      </w:r>
-      <w:r>
-        <w:t xml:space="preserve"> </w:t>
-      </w:r>
-      <w:r>
-        <w:t xml:space="preserve">— npm-only today;</w:t>
-      </w:r>
-      <w:r>
-        <w:t xml:space="preserve"> </w:t>
+        <w:t xml:space="preserve">Content-Security-Policy and some Django security headers</w:t>
+      </w:r>
+      <w:r>
+        <w:t xml:space="preserve"> </w:t>
+      </w:r>
+      <w:r>
+        <w:t xml:space="preserve">(</w:t>
       </w:r>
       <w:r>
         <w:rPr>
           <w:rStyle w:val="VerbatimChar"/>
         </w:rPr>
-        <w:t xml:space="preserve">pip-audit</w:t>
-      </w:r>
-      <w:r>
-        <w:t xml:space="preserve"> </w:t>
-      </w:r>
-      <w:r>
-        <w:t xml:space="preserve">and broadened Dependabot are in review (PR #34) (A.8.8 / A.8.25).</w:t>
+        <w:t xml:space="preserve">CSRF_COOKIE_HTTPONLY</w:t>
+      </w:r>
+      <w:r>
+        <w:t xml:space="preserve">, explicit</w:t>
+      </w:r>
+      <w:r>
+        <w:t xml:space="preserve"> </w:t>
+      </w:r>
+      <w:r>
+        <w:rPr>
+          <w:rStyle w:val="VerbatimChar"/>
+        </w:rPr>
+        <w:t xml:space="preserve">X_FRAME_OPTIONS</w:t>
+      </w:r>
+      <w:r>
+        <w:t xml:space="preserve">) — not set; nginx supplies</w:t>
+      </w:r>
+      <w:r>
+        <w:t xml:space="preserve"> </w:t>
+      </w:r>
+      <w:r>
+        <w:rPr>
+          <w:rStyle w:val="VerbatimChar"/>
+        </w:rPr>
+        <w:t xml:space="preserve">X-Frame-Options</w:t>
+      </w:r>
+      <w:r>
+        <w:t xml:space="preserve"> </w:t>
+      </w:r>
+      <w:r>
+        <w:t xml:space="preserve">+ HSTS (A.8.9).</w:t>
       </w:r>
     </w:p>
     <w:p>
@@ -1017,13 +1042,25 @@
           <w:b/>
           <w:bCs/>
         </w:rPr>
-        <w:t xml:space="preserve">Periodic access recertification / review workflow</w:t>
-      </w:r>
-      <w:r>
-        <w:t xml:space="preserve"> </w:t>
-      </w:r>
-      <w:r>
-        <w:t xml:space="preserve">— not implemented (A.5.18).</w:t>
+        <w:t xml:space="preserve">Container-image and secret scanning</w:t>
+      </w:r>
+      <w:r>
+        <w:t xml:space="preserve"> </w:t>
+      </w:r>
+      <w:r>
+        <w:t xml:space="preserve">(trivy / gitleaks) — not in CI; ingest-service deps are Dependabot-tracked but not</w:t>
+      </w:r>
+      <w:r>
+        <w:t xml:space="preserve"> </w:t>
+      </w:r>
+      <w:r>
+        <w:rPr>
+          <w:rStyle w:val="VerbatimChar"/>
+        </w:rPr>
+        <w:t xml:space="preserve">pip-audit</w:t>
+      </w:r>
+      <w:r>
+        <w:t xml:space="preserve">-blocked (A.8.8 / A.8.25).</w:t>
       </w:r>
     </w:p>
     <w:p>
@@ -1039,13 +1076,13 @@
           <w:b/>
           <w:bCs/>
         </w:rPr>
-        <w:t xml:space="preserve">Real-time monitoring/alerting on the platform’s own audit trail</w:t>
-      </w:r>
-      <w:r>
-        <w:t xml:space="preserve"> </w:t>
-      </w:r>
-      <w:r>
-        <w:t xml:space="preserve">— report-based only (A.8.16).</w:t>
+        <w:t xml:space="preserve">Periodic access recertification / review workflow</w:t>
+      </w:r>
+      <w:r>
+        <w:t xml:space="preserve"> </w:t>
+      </w:r>
+      <w:r>
+        <w:t xml:space="preserve">— not implemented (A.5.18).</w:t>
       </w:r>
     </w:p>
     <w:p>
@@ -1061,6 +1098,28 @@
           <w:b/>
           <w:bCs/>
         </w:rPr>
+        <w:t xml:space="preserve">Real-time monitoring/alerting on the platform’s own audit trail</w:t>
+      </w:r>
+      <w:r>
+        <w:t xml:space="preserve"> </w:t>
+      </w:r>
+      <w:r>
+        <w:t xml:space="preserve">— report-based only (A.8.16).</w:t>
+      </w:r>
+    </w:p>
+    <w:p>
+      <w:pPr>
+        <w:pStyle w:val="Compact"/>
+        <w:numPr>
+          <w:ilvl w:val="0"/>
+          <w:numId w:val="1001"/>
+        </w:numPr>
+      </w:pPr>
+      <w:r>
+        <w:rPr>
+          <w:b/>
+          <w:bCs/>
+        </w:rPr>
         <w:t xml:space="preserve">Privileged-session recording / just-in-time elevation</w:t>
       </w:r>
       <w:r>
@@ -1189,7 +1248,7 @@
     </w:p>
     <w:bookmarkEnd w:id="11"/>
     <w:bookmarkEnd w:id="12"/>
-    <w:bookmarkStart w:id="21" w:name="compliance-control-mapping"/>
+    <w:bookmarkStart w:id="22" w:name="compliance-control-mapping"/>
     <w:p>
       <w:pPr>
         <w:pStyle w:val="Heading1"/>
@@ -1554,7 +1613,7 @@
       </w:tr>
     </w:tbl>
     <w:bookmarkEnd w:id="13"/>
-    <w:bookmarkStart w:id="15" w:name="isoiec-270012022-annex-a"/>
+    <w:bookmarkStart w:id="16" w:name="isoiec-270012022-annex-a"/>
     <w:p>
       <w:pPr>
         <w:pStyle w:val="Heading2"/>
@@ -1658,7 +1717,7 @@
                 <w:b/>
                 <w:bCs/>
               </w:rPr>
-              <w:t xml:space="preserve">Met</w:t>
+              <w:t xml:space="preserve">Partial</w:t>
             </w:r>
           </w:p>
         </w:tc>
@@ -1683,6 +1742,34 @@
             <w:r>
               <w:t xml:space="preserve">cookies; credentials only ever move via OpenBao.</w:t>
             </w:r>
+            <w:r>
+              <w:t xml:space="preserve"> </w:t>
+            </w:r>
+            <w:r>
+              <w:rPr>
+                <w:b/>
+                <w:bCs/>
+              </w:rPr>
+              <w:t xml:space="preserve">Accepted-risk gap:</w:t>
+            </w:r>
+            <w:r>
+              <w:t xml:space="preserve"> </w:t>
+            </w:r>
+            <w:r>
+              <w:t xml:space="preserve">SSH to managed devices does not validate host keys (paramiko</w:t>
+            </w:r>
+            <w:r>
+              <w:t xml:space="preserve"> </w:t>
+            </w:r>
+            <w:r>
+              <w:rPr>
+                <w:rStyle w:val="VerbatimChar"/>
+              </w:rPr>
+              <w:t xml:space="preserve">AutoAddPolicy</w:t>
+            </w:r>
+            <w:r>
+              <w:t xml:space="preserve">) — a first-connection MITM exposure, accepted because host keys aren’t pre-provisioned across a multi-vendor fleet and the management plane is trusted/segmented with per-device OpenBao creds (see Supply Chain for the full rationale).</w:t>
+            </w:r>
           </w:p>
         </w:tc>
         <w:tc>
@@ -1725,7 +1812,34 @@
               <w:t xml:space="preserve"> </w:t>
             </w:r>
             <w:r>
-              <w:t xml:space="preserve">cookie flags; Transport &amp; Hardening; agent mTLS in Agent → Security.</w:t>
+              <w:t xml:space="preserve">cookie flags; SSH host-key risk in</w:t>
+            </w:r>
+            <w:r>
+              <w:t xml:space="preserve"> </w:t>
+            </w:r>
+            <w:r>
+              <w:rPr>
+                <w:rStyle w:val="VerbatimChar"/>
+              </w:rPr>
+              <w:t xml:space="preserve">apps/compliance/collector.py</w:t>
+            </w:r>
+            <w:r>
+              <w:t xml:space="preserve"> </w:t>
+            </w:r>
+            <w:r>
+              <w:t xml:space="preserve">(CodeQL</w:t>
+            </w:r>
+            <w:r>
+              <w:t xml:space="preserve"> </w:t>
+            </w:r>
+            <w:r>
+              <w:rPr>
+                <w:rStyle w:val="VerbatimChar"/>
+              </w:rPr>
+              <w:t xml:space="preserve">py/paramiko-missing-host-key-validation</w:t>
+            </w:r>
+            <w:r>
+              <w:t xml:space="preserve">); Transport &amp; Hardening; agent mTLS in Agent → Security.</w:t>
             </w:r>
           </w:p>
         </w:tc>
@@ -2422,7 +2536,52 @@
               <w:pStyle w:val="Compact"/>
             </w:pPr>
             <w:r>
-              <w:t xml:space="preserve">CodeQL static analysis runs via GitHub default setup (python/JavaScript-TypeScript/go/actions); Dependabot weekly.</w:t>
+              <w:t xml:space="preserve">Dependabot (weekly) covers npm, backend</w:t>
+            </w:r>
+            <w:r>
+              <w:t xml:space="preserve"> </w:t>
+            </w:r>
+            <w:r>
+              <w:rPr>
+                <w:rStyle w:val="VerbatimChar"/>
+              </w:rPr>
+              <w:t xml:space="preserve">pip</w:t>
+            </w:r>
+            <w:r>
+              <w:t xml:space="preserve"> </w:t>
+            </w:r>
+            <w:r>
+              <w:t xml:space="preserve">(api + each ingest/stream service), and GitHub Actions;</w:t>
+            </w:r>
+            <w:r>
+              <w:t xml:space="preserve"> </w:t>
+            </w:r>
+            <w:r>
+              <w:rPr>
+                <w:rStyle w:val="VerbatimChar"/>
+              </w:rPr>
+              <w:t xml:space="preserve">pip-audit</w:t>
+            </w:r>
+            <w:r>
+              <w:t xml:space="preserve"> </w:t>
+            </w:r>
+            <w:r>
+              <w:t xml:space="preserve">blocks known-CVE backend dependencies in CI;</w:t>
+            </w:r>
+            <w:r>
+              <w:t xml:space="preserve"> </w:t>
+            </w:r>
+            <w:r>
+              <w:rPr>
+                <w:rStyle w:val="VerbatimChar"/>
+              </w:rPr>
+              <w:t xml:space="preserve">bandit</w:t>
+            </w:r>
+            <w:r>
+              <w:t xml:space="preserve"> </w:t>
+            </w:r>
+            <w:r>
+              <w:t xml:space="preserve">(medium+) blocks new SAST findings; CodeQL static analysis runs via GitHub default setup (python/JavaScript-TypeScript/go/actions).</w:t>
             </w:r>
             <w:r>
               <w:t xml:space="preserve"> </w:t>
@@ -2438,55 +2597,31 @@
               <w:t xml:space="preserve"> </w:t>
             </w:r>
             <w:r>
-              <w:t xml:space="preserve">Dependabot covers npm only (no backend</w:t>
-            </w:r>
-            <w:r>
-              <w:t xml:space="preserve"> </w:t>
-            </w:r>
-            <w:r>
-              <w:rPr>
-                <w:rStyle w:val="VerbatimChar"/>
-              </w:rPr>
-              <w:t xml:space="preserve">pip</w:t>
-            </w:r>
-            <w:r>
-              <w:t xml:space="preserve">, no GitHub Actions); no</w:t>
-            </w:r>
-            <w:r>
-              <w:t xml:space="preserve"> </w:t>
-            </w:r>
-            <w:r>
               <w:rPr>
                 <w:rStyle w:val="VerbatimChar"/>
               </w:rPr>
               <w:t xml:space="preserve">pip-audit</w:t>
             </w:r>
             <w:r>
-              <w:t xml:space="preserve">/</w:t>
-            </w:r>
-            <w:r>
-              <w:rPr>
-                <w:rStyle w:val="VerbatimChar"/>
-              </w:rPr>
-              <w:t xml:space="preserve">bandit</w:t>
-            </w:r>
-            <w:r>
-              <w:t xml:space="preserve"> </w:t>
-            </w:r>
-            <w:r>
-              <w:t xml:space="preserve">in CI on</w:t>
-            </w:r>
-            <w:r>
-              <w:t xml:space="preserve"> </w:t>
-            </w:r>
-            <w:r>
-              <w:rPr>
-                <w:rStyle w:val="VerbatimChar"/>
-              </w:rPr>
-              <w:t xml:space="preserve">main</w:t>
-            </w:r>
-            <w:r>
-              <w:t xml:space="preserve">. Remediation in review (PR #34).</w:t>
+              <w:t xml:space="preserve"> </w:t>
+            </w:r>
+            <w:r>
+              <w:t xml:space="preserve">blocks</w:t>
+            </w:r>
+            <w:r>
+              <w:t xml:space="preserve"> </w:t>
+            </w:r>
+            <w:r>
+              <w:rPr>
+                <w:rStyle w:val="VerbatimChar"/>
+              </w:rPr>
+              <w:t xml:space="preserve">services/api</w:t>
+            </w:r>
+            <w:r>
+              <w:t xml:space="preserve"> </w:t>
+            </w:r>
+            <w:r>
+              <w:t xml:space="preserve">only (ingest-service deps are Dependabot-tracked but not CI-blocked); no container-image scanning (trivy/docker scout) or secret scanning (gitleaks).</w:t>
             </w:r>
           </w:p>
         </w:tc>
@@ -2503,7 +2638,31 @@
               <w:t xml:space="preserve">.github/dependabot.yml</w:t>
             </w:r>
             <w:r>
-              <w:t xml:space="preserve">; CodeQL default setup (repo Settings → Code security); Supply Chain.</w:t>
+              <w:t xml:space="preserve">;</w:t>
+            </w:r>
+            <w:r>
+              <w:t xml:space="preserve"> </w:t>
+            </w:r>
+            <w:r>
+              <w:rPr>
+                <w:rStyle w:val="VerbatimChar"/>
+              </w:rPr>
+              <w:t xml:space="preserve">.github/workflows/security-checks.yml</w:t>
+            </w:r>
+            <w:r>
+              <w:t xml:space="preserve"> </w:t>
+            </w:r>
+            <w:r>
+              <w:t xml:space="preserve">(</w:t>
+            </w:r>
+            <w:r>
+              <w:rPr>
+                <w:rStyle w:val="VerbatimChar"/>
+              </w:rPr>
+              <w:t xml:space="preserve">python-security-scan</w:t>
+            </w:r>
+            <w:r>
+              <w:t xml:space="preserve">); CodeQL default setup; Supply Chain.</w:t>
             </w:r>
           </w:p>
         </w:tc>
@@ -3046,7 +3205,7 @@
               <w:pStyle w:val="Compact"/>
             </w:pPr>
             <w:r>
-              <w:t xml:space="preserve">CI gates: full pytest suite (</w:t>
+              <w:t xml:space="preserve">CI gates that must pass before merge: full pytest suite (</w:t>
             </w:r>
             <w:r>
               <w:rPr>
@@ -3055,7 +3214,37 @@
               <w:t xml:space="preserve">api-tests.yml</w:t>
             </w:r>
             <w:r>
-              <w:t xml:space="preserve">), CWE-209 exception-exposure guard (CI + pre-commit + test), CodeQL; capability drift-guard test.</w:t>
+              <w:t xml:space="preserve">), CWE-209 exception-exposure guard (CI + pre-commit + test),</w:t>
+            </w:r>
+            <w:r>
+              <w:t xml:space="preserve"> </w:t>
+            </w:r>
+            <w:r>
+              <w:rPr>
+                <w:rStyle w:val="VerbatimChar"/>
+              </w:rPr>
+              <w:t xml:space="preserve">pip-audit</w:t>
+            </w:r>
+            <w:r>
+              <w:t xml:space="preserve"> </w:t>
+            </w:r>
+            <w:r>
+              <w:t xml:space="preserve">(blocking) +</w:t>
+            </w:r>
+            <w:r>
+              <w:t xml:space="preserve"> </w:t>
+            </w:r>
+            <w:r>
+              <w:rPr>
+                <w:rStyle w:val="VerbatimChar"/>
+              </w:rPr>
+              <w:t xml:space="preserve">bandit</w:t>
+            </w:r>
+            <w:r>
+              <w:t xml:space="preserve"> </w:t>
+            </w:r>
+            <w:r>
+              <w:t xml:space="preserve">(blocking, medium+), and CodeQL; capability drift-guard test.</w:t>
             </w:r>
             <w:r>
               <w:t xml:space="preserve"> </w:t>
@@ -3071,22 +3260,7 @@
               <w:t xml:space="preserve"> </w:t>
             </w:r>
             <w:r>
-              <w:t xml:space="preserve">no backend dependency/SAST scanning gate in CI on</w:t>
-            </w:r>
-            <w:r>
-              <w:t xml:space="preserve"> </w:t>
-            </w:r>
-            <w:r>
-              <w:rPr>
-                <w:rStyle w:val="VerbatimChar"/>
-              </w:rPr>
-              <w:t xml:space="preserve">main</w:t>
-            </w:r>
-            <w:r>
-              <w:t xml:space="preserve"> </w:t>
-            </w:r>
-            <w:r>
-              <w:t xml:space="preserve">(PR #34); no documented threat-modeling process.</w:t>
+              <w:t xml:space="preserve">no documented threat-modeling/security-design process; no container-image/secret-scanning gate.</w:t>
             </w:r>
           </w:p>
         </w:tc>
@@ -3359,13 +3533,13 @@
           <w:b/>
           <w:bCs/>
         </w:rPr>
-        <w:t xml:space="preserve">Met: 6</w:t>
-      </w:r>
-      <w:r>
-        <w:t xml:space="preserve"> </w:t>
-      </w:r>
-      <w:r>
-        <w:t xml:space="preserve">— A.5.14, A.5.15, A.8.3, A.8.15, A.8.24, A.8.28</w:t>
+        <w:t xml:space="preserve">Met: 5</w:t>
+      </w:r>
+      <w:r>
+        <w:t xml:space="preserve"> </w:t>
+      </w:r>
+      <w:r>
+        <w:t xml:space="preserve">— A.5.15, A.8.3, A.8.15, A.8.24, A.8.28</w:t>
       </w:r>
     </w:p>
     <w:p>
@@ -3381,13 +3555,13 @@
           <w:b/>
           <w:bCs/>
         </w:rPr>
-        <w:t xml:space="preserve">Partial: 7</w:t>
-      </w:r>
-      <w:r>
-        <w:t xml:space="preserve"> </w:t>
-      </w:r>
-      <w:r>
-        <w:t xml:space="preserve">— A.5.18, A.8.2, A.8.5, A.8.8, A.8.9, A.8.16, A.8.25</w:t>
+        <w:t xml:space="preserve">Partial: 8</w:t>
+      </w:r>
+      <w:r>
+        <w:t xml:space="preserve"> </w:t>
+      </w:r>
+      <w:r>
+        <w:t xml:space="preserve">— A.5.14, A.5.18, A.8.2, A.8.5, A.8.8, A.8.9, A.8.16, A.8.25</w:t>
       </w:r>
     </w:p>
     <w:p>
@@ -3409,44 +3583,87 @@
         <w:t xml:space="preserve"> </w:t>
       </w:r>
       <w:r>
-        <w:t xml:space="preserve">(every relevant control is at least partially implemented; the named</w:t>
-      </w:r>
-      <w:r>
-        <w:t xml:space="preserve"> </w:t>
-      </w:r>
-      <w:r>
-        <w:t xml:space="preserve">shortfalls in the Partial rows are the framework-mapped hardening roadmap).</w:t>
+        <w:t xml:space="preserve">— see the honesty note below.</w:t>
       </w:r>
     </w:p>
     <w:bookmarkEnd w:id="14"/>
-    <w:bookmarkEnd w:id="15"/>
-    <w:bookmarkStart w:id="19" w:name="sox-itgc-secondary"/>
-    <w:p>
-      <w:pPr>
-        <w:pStyle w:val="Heading2"/>
-      </w:pPr>
-      <w:r>
-        <w:t xml:space="preserve">SOX ITGC (secondary)</w:t>
-      </w:r>
-    </w:p>
-    <w:p>
-      <w:pPr>
-        <w:pStyle w:val="BlockText"/>
-      </w:pPr>
+    <w:bookmarkStart w:id="15" w:name="honesty-note-on-the-0-gap-result"/>
+    <w:p>
+      <w:pPr>
+        <w:pStyle w:val="Heading3"/>
+      </w:pPr>
+      <w:r>
+        <w:t xml:space="preserve">Honesty note on the 0-Gap result</w:t>
+      </w:r>
+    </w:p>
+    <w:p>
+      <w:pPr>
+        <w:pStyle w:val="FirstParagraph"/>
+      </w:pPr>
+      <w:r>
+        <w:t xml:space="preserve">No Annex A control in this mapping is a full</w:t>
+      </w:r>
+      <w:r>
+        <w:t xml:space="preserve"> </w:t>
+      </w:r>
       <w:r>
         <w:rPr>
           <w:b/>
           <w:bCs/>
         </w:rPr>
-        <w:t xml:space="preserve">Scope framing</w:t>
-      </w:r>
-    </w:p>
-    <w:p>
-      <w:pPr>
-        <w:pStyle w:val="BlockText"/>
-      </w:pPr>
-      <w:r>
-        <w:t xml:space="preserve">Whether spane falls in</w:t>
+        <w:t xml:space="preserve">Gap</w:t>
+      </w:r>
+      <w:r>
+        <w:t xml:space="preserve"> </w:t>
+      </w:r>
+      <w:r>
+        <w:t xml:space="preserve">because each one listed has</w:t>
+      </w:r>
+      <w:r>
+        <w:t xml:space="preserve"> </w:t>
+      </w:r>
+      <w:r>
+        <w:t xml:space="preserve">genuine, verifiable implementation — they were selected</w:t>
+      </w:r>
+      <w:r>
+        <w:t xml:space="preserve"> </w:t>
+      </w:r>
+      <w:r>
+        <w:rPr>
+          <w:i/>
+          <w:iCs/>
+        </w:rPr>
+        <w:t xml:space="preserve">because</w:t>
+      </w:r>
+      <w:r>
+        <w:t xml:space="preserve"> </w:t>
+      </w:r>
+      <w:r>
+        <w:t xml:space="preserve">spane</w:t>
+      </w:r>
+      <w:r>
+        <w:t xml:space="preserve"> </w:t>
+      </w:r>
+      <w:r>
+        <w:t xml:space="preserve">implements them at least partially. That is not the same as</w:t>
+      </w:r>
+      <w:r>
+        <w:t xml:space="preserve"> </w:t>
+      </w:r>
+      <w:r>
+        <w:t xml:space="preserve">“no gaps.”</w:t>
+      </w:r>
+      <w:r>
+        <w:t xml:space="preserve"> </w:t>
+      </w:r>
+      <w:r>
+        <w:t xml:space="preserve">The</w:t>
+      </w:r>
+      <w:r>
+        <w:t xml:space="preserve"> </w:t>
+      </w:r>
+      <w:r>
+        <w:t xml:space="preserve">honest, granular shortfalls are the</w:t>
       </w:r>
       <w:r>
         <w:t xml:space="preserve"> </w:t>
@@ -3456,205 +3673,38 @@
           <w:b/>
           <w:bCs/>
         </w:rPr>
-        <w:t xml:space="preserve">SOX scope</w:t>
-      </w:r>
-      <w:r>
-        <w:t xml:space="preserve"> </w:t>
-      </w:r>
-      <w:r>
-        <w:t xml:space="preserve">depends on its relevance to financial</w:t>
-      </w:r>
-      <w:r>
-        <w:t xml:space="preserve"> </w:t>
-      </w:r>
-      <w:r>
-        <w:t xml:space="preserve">reporting (e.g. whether it monitors systems that support financial</w:t>
-      </w:r>
-      <w:r>
-        <w:t xml:space="preserve"> </w:t>
-      </w:r>
-      <w:r>
-        <w:t xml:space="preserve">statements) — that is a determination for the organization’s auditors, not a</w:t>
-      </w:r>
-      <w:r>
-        <w:t xml:space="preserve"> </w:t>
-      </w:r>
-      <w:r>
-        <w:t xml:space="preserve">property of the software. This section therefore describes</w:t>
-      </w:r>
-      <w:r>
-        <w:t xml:space="preserve"> </w:t>
-      </w:r>
-      <w:r>
-        <w:rPr>
-          <w:b/>
-          <w:bCs/>
-        </w:rPr>
-        <w:t xml:space="preserve">SOX-aligned</w:t>
-      </w:r>
-      <w:r>
-        <w:rPr>
-          <w:b/>
-          <w:bCs/>
-        </w:rPr>
-        <w:t xml:space="preserve"> </w:t>
-      </w:r>
-      <w:r>
-        <w:rPr>
-          <w:b/>
-          <w:bCs/>
-        </w:rPr>
-        <w:t xml:space="preserve">IT general controls</w:t>
-      </w:r>
-      <w:r>
-        <w:t xml:space="preserve">, not</w:t>
-      </w:r>
-      <w:r>
-        <w:t xml:space="preserve"> </w:t>
-      </w:r>
-      <w:r>
-        <w:t xml:space="preserve">“SOX compliance.”</w:t>
-      </w:r>
-    </w:p>
-    <w:p>
-      <w:pPr>
-        <w:pStyle w:val="FirstParagraph"/>
-      </w:pPr>
-      <w:r>
-        <w:t xml:space="preserve">spane’s controls map to the three ITGC pillars:</w:t>
-      </w:r>
-    </w:p>
-    <w:bookmarkStart w:id="16" w:name="a-access-controls-segregation-of-duties"/>
-    <w:p>
-      <w:pPr>
-        <w:pStyle w:val="Heading3"/>
-      </w:pPr>
-      <w:r>
-        <w:t xml:space="preserve">(a) Access controls / segregation of duties</w:t>
-      </w:r>
-    </w:p>
-    <w:p>
-      <w:pPr>
-        <w:pStyle w:val="FirstParagraph"/>
-      </w:pPr>
-      <w:r>
-        <w:t xml:space="preserve">The capability model</w:t>
-      </w:r>
-      <w:r>
-        <w:t xml:space="preserve"> </w:t>
-      </w:r>
-      <w:r>
-        <w:rPr>
-          <w:b/>
-          <w:bCs/>
-        </w:rPr>
-        <w:t xml:space="preserve">is</w:t>
-      </w:r>
-      <w:r>
-        <w:t xml:space="preserve"> </w:t>
-      </w:r>
-      <w:r>
-        <w:t xml:space="preserve">the SoD control. Least-privilege roles</w:t>
-      </w:r>
-      <w:r>
-        <w:t xml:space="preserve"> </w:t>
-      </w:r>
-      <w:r>
-        <w:t xml:space="preserve">(</w:t>
-      </w:r>
-      <w:r>
-        <w:rPr>
-          <w:rStyle w:val="VerbatimChar"/>
-        </w:rPr>
-        <w:t xml:space="preserve">apps/core/capabilities.py</w:t>
-      </w:r>
-      <w:r>
-        <w:t xml:space="preserve">),</w:t>
-      </w:r>
-      <w:r>
-        <w:t xml:space="preserve"> </w:t>
-      </w:r>
-      <w:r>
-        <w:rPr>
-          <w:rStyle w:val="VerbatimChar"/>
-        </w:rPr>
-        <w:t xml:space="preserve">DenyByDefault</w:t>
-      </w:r>
-      <w:r>
-        <w:t xml:space="preserve"> </w:t>
-      </w:r>
-      <w:r>
-        <w:t xml:space="preserve">enforcement, and the</w:t>
-      </w:r>
-      <w:r>
-        <w:t xml:space="preserve"> </w:t>
-      </w:r>
-      <w:r>
-        <w:rPr>
-          <w:b/>
-          <w:bCs/>
-        </w:rPr>
-        <w:t xml:space="preserve">anti-escalation guardrail</w:t>
-      </w:r>
-      <w:r>
-        <w:t xml:space="preserve"> </w:t>
-      </w:r>
-      <w:r>
-        <w:t xml:space="preserve">— you cannot grant a capability you do not yourself</w:t>
-      </w:r>
-      <w:r>
-        <w:t xml:space="preserve"> </w:t>
-      </w:r>
-      <w:r>
-        <w:t xml:space="preserve">hold (</w:t>
-      </w:r>
-      <w:r>
-        <w:rPr>
-          <w:rStyle w:val="VerbatimChar"/>
-        </w:rPr>
-        <w:t xml:space="preserve">apps/core/rbac_views.py</w:t>
-      </w:r>
-      <w:r>
-        <w:t xml:space="preserve"> </w:t>
-      </w:r>
-      <w:r>
-        <w:rPr>
-          <w:rStyle w:val="VerbatimChar"/>
-        </w:rPr>
-        <w:t xml:space="preserve">_check_escalation</w:t>
-      </w:r>
-      <w:r>
-        <w:t xml:space="preserve">; enforced again on user role</w:t>
-      </w:r>
-      <w:r>
-        <w:t xml:space="preserve"> </w:t>
-      </w:r>
-      <w:r>
-        <w:t xml:space="preserve">assignment in</w:t>
-      </w:r>
-      <w:r>
-        <w:t xml:space="preserve"> </w:t>
-      </w:r>
-      <w:r>
-        <w:rPr>
-          <w:rStyle w:val="VerbatimChar"/>
-        </w:rPr>
-        <w:t xml:space="preserve">apps/core/views.py</w:t>
-      </w:r>
-      <w:r>
-        <w:t xml:space="preserve">) — together prevent a single actor from</w:t>
-      </w:r>
-      <w:r>
-        <w:t xml:space="preserve"> </w:t>
-      </w:r>
-      <w:r>
-        <w:t xml:space="preserve">self-granting incompatible privileges. The last-admin guard prevents removing the</w:t>
-      </w:r>
-      <w:r>
-        <w:t xml:space="preserve"> </w:t>
-      </w:r>
-      <w:r>
-        <w:t xml:space="preserve">final administrator. Role/permission changes are audit-logged.</w:t>
+        <w:t xml:space="preserve">measures that are entirely absent</w:t>
+      </w:r>
+      <w:r>
+        <w:t xml:space="preserve">, which</w:t>
+      </w:r>
+      <w:r>
+        <w:t xml:space="preserve"> </w:t>
+      </w:r>
+      <w:r>
+        <w:t xml:space="preserve">sit</w:t>
+      </w:r>
+      <w:r>
+        <w:t xml:space="preserve"> </w:t>
+      </w:r>
+      <w:r>
+        <w:rPr>
+          <w:i/>
+          <w:iCs/>
+        </w:rPr>
+        <w:t xml:space="preserve">inside</w:t>
+      </w:r>
+      <w:r>
+        <w:t xml:space="preserve"> </w:t>
+      </w:r>
+      <w:r>
+        <w:t xml:space="preserve">the Partial controls and are listed plainly here so a reviewer can</w:t>
+      </w:r>
+      <w:r>
+        <w:t xml:space="preserve"> </w:t>
+      </w:r>
+      <w:r>
+        <w:t xml:space="preserve">see them without reading every row:</w:t>
       </w:r>
     </w:p>
     <w:p>
@@ -3670,88 +3720,13 @@
           <w:b/>
           <w:bCs/>
         </w:rPr>
-        <w:t xml:space="preserve">Evidence:</w:t>
-      </w:r>
-      <w:r>
-        <w:t xml:space="preserve"> </w:t>
-      </w:r>
-      <w:r>
-        <w:rPr>
-          <w:rStyle w:val="VerbatimChar"/>
-        </w:rPr>
-        <w:t xml:space="preserve">apps/core/capabilities.py</w:t>
-      </w:r>
-      <w:r>
-        <w:t xml:space="preserve">,</w:t>
-      </w:r>
-      <w:r>
-        <w:t xml:space="preserve"> </w:t>
-      </w:r>
-      <w:r>
-        <w:rPr>
-          <w:rStyle w:val="VerbatimChar"/>
-        </w:rPr>
-        <w:t xml:space="preserve">apps/core/permissions.py</w:t>
-      </w:r>
-      <w:r>
-        <w:t xml:space="preserve">,</w:t>
-      </w:r>
-      <w:r>
-        <w:t xml:space="preserve"> </w:t>
-      </w:r>
-      <w:r>
-        <w:rPr>
-          <w:rStyle w:val="VerbatimChar"/>
-        </w:rPr>
-        <w:t xml:space="preserve">apps/core/rbac_views.py</w:t>
-      </w:r>
-      <w:r>
-        <w:t xml:space="preserve"> </w:t>
-      </w:r>
-      <w:r>
-        <w:t xml:space="preserve">(</w:t>
-      </w:r>
-      <w:r>
-        <w:rPr>
-          <w:rStyle w:val="VerbatimChar"/>
-        </w:rPr>
-        <w:t xml:space="preserve">_check_escalation</w:t>
-      </w:r>
-      <w:r>
-        <w:t xml:space="preserve">),</w:t>
-      </w:r>
-      <w:r>
-        <w:t xml:space="preserve"> </w:t>
-      </w:r>
-      <w:r>
-        <w:rPr>
-          <w:rStyle w:val="VerbatimChar"/>
-        </w:rPr>
-        <w:t xml:space="preserve">tests/test_rbac_capabilities.py</w:t>
-      </w:r>
-      <w:r>
-        <w:t xml:space="preserve">,</w:t>
-      </w:r>
-      <w:r>
-        <w:t xml:space="preserve"> </w:t>
-      </w:r>
-      <w:r>
-        <w:t xml:space="preserve">AuditLog</w:t>
-      </w:r>
-      <w:r>
-        <w:t xml:space="preserve"> </w:t>
-      </w:r>
-      <w:r>
-        <w:rPr>
-          <w:rStyle w:val="VerbatimChar"/>
-        </w:rPr>
-        <w:t xml:space="preserve">user_role_changed</w:t>
-      </w:r>
-      <w:r>
-        <w:t xml:space="preserve"> </w:t>
-      </w:r>
-      <w:r>
-        <w:t xml:space="preserve">events.</w:t>
+        <w:t xml:space="preserve">Multi-factor authentication</w:t>
+      </w:r>
+      <w:r>
+        <w:t xml:space="preserve"> </w:t>
+      </w:r>
+      <w:r>
+        <w:t xml:space="preserve">— not implemented anywhere (A.8.5 / A.8.2).</w:t>
       </w:r>
     </w:p>
     <w:p>
@@ -3767,23 +3742,336 @@
           <w:b/>
           <w:bCs/>
         </w:rPr>
-        <w:t xml:space="preserve">Caveat:</w:t>
-      </w:r>
-      <w:r>
-        <w:t xml:space="preserve"> </w:t>
-      </w:r>
-      <w:r>
-        <w:t xml:space="preserve">no MFA on privileged accounts (see ISO A.8.2 / A.8.5).</w:t>
-      </w:r>
-    </w:p>
+        <w:t xml:space="preserve">JWT refresh-token revocation/blacklist</w:t>
+      </w:r>
+      <w:r>
+        <w:t xml:space="preserve"> </w:t>
+      </w:r>
+      <w:r>
+        <w:t xml:space="preserve">— none; a refresh token is valid for</w:t>
+      </w:r>
+      <w:r>
+        <w:t xml:space="preserve"> </w:t>
+      </w:r>
+      <w:r>
+        <w:t xml:space="preserve">its full 7-day life (A.8.5).</w:t>
+      </w:r>
+    </w:p>
+    <w:p>
+      <w:pPr>
+        <w:pStyle w:val="Compact"/>
+        <w:numPr>
+          <w:ilvl w:val="0"/>
+          <w:numId w:val="1003"/>
+        </w:numPr>
+      </w:pPr>
+      <w:r>
+        <w:rPr>
+          <w:b/>
+          <w:bCs/>
+        </w:rPr>
+        <w:t xml:space="preserve">SSH device host-key validation</w:t>
+      </w:r>
+      <w:r>
+        <w:t xml:space="preserve"> </w:t>
+      </w:r>
+      <w:r>
+        <w:t xml:space="preserve">— not performed; an explicit accepted risk</w:t>
+      </w:r>
+      <w:r>
+        <w:t xml:space="preserve"> </w:t>
+      </w:r>
+      <w:r>
+        <w:t xml:space="preserve">(A.5.14).</w:t>
+      </w:r>
+    </w:p>
+    <w:p>
+      <w:pPr>
+        <w:pStyle w:val="Compact"/>
+        <w:numPr>
+          <w:ilvl w:val="0"/>
+          <w:numId w:val="1003"/>
+        </w:numPr>
+      </w:pPr>
+      <w:r>
+        <w:rPr>
+          <w:b/>
+          <w:bCs/>
+        </w:rPr>
+        <w:t xml:space="preserve">Real-time monitoring/alerting on the platform’s own audit trail</w:t>
+      </w:r>
+      <w:r>
+        <w:t xml:space="preserve"> </w:t>
+      </w:r>
+      <w:r>
+        <w:t xml:space="preserve">— only</w:t>
+      </w:r>
+      <w:r>
+        <w:t xml:space="preserve"> </w:t>
+      </w:r>
+      <w:r>
+        <w:t xml:space="preserve">batch/daily reporting exists (A.8.16).</w:t>
+      </w:r>
+    </w:p>
+    <w:p>
+      <w:pPr>
+        <w:pStyle w:val="Compact"/>
+        <w:numPr>
+          <w:ilvl w:val="0"/>
+          <w:numId w:val="1003"/>
+        </w:numPr>
+      </w:pPr>
+      <w:r>
+        <w:rPr>
+          <w:b/>
+          <w:bCs/>
+        </w:rPr>
+        <w:t xml:space="preserve">Periodic access recertification/review</w:t>
+      </w:r>
+      <w:r>
+        <w:t xml:space="preserve"> </w:t>
+      </w:r>
+      <w:r>
+        <w:t xml:space="preserve">— no workflow (A.5.18).</w:t>
+      </w:r>
+    </w:p>
+    <w:p>
+      <w:pPr>
+        <w:pStyle w:val="Compact"/>
+        <w:numPr>
+          <w:ilvl w:val="0"/>
+          <w:numId w:val="1003"/>
+        </w:numPr>
+      </w:pPr>
+      <w:r>
+        <w:rPr>
+          <w:b/>
+          <w:bCs/>
+        </w:rPr>
+        <w:t xml:space="preserve">Content-Security-Policy</w:t>
+      </w:r>
+      <w:r>
+        <w:t xml:space="preserve"> </w:t>
+      </w:r>
+      <w:r>
+        <w:t xml:space="preserve">(and</w:t>
+      </w:r>
+      <w:r>
+        <w:t xml:space="preserve"> </w:t>
+      </w:r>
+      <w:r>
+        <w:rPr>
+          <w:rStyle w:val="VerbatimChar"/>
+        </w:rPr>
+        <w:t xml:space="preserve">CSRF_COOKIE_HTTPONLY</w:t>
+      </w:r>
+      <w:r>
+        <w:t xml:space="preserve">) — not set (A.8.9).</w:t>
+      </w:r>
+    </w:p>
+    <w:p>
+      <w:pPr>
+        <w:pStyle w:val="Compact"/>
+        <w:numPr>
+          <w:ilvl w:val="0"/>
+          <w:numId w:val="1003"/>
+        </w:numPr>
+      </w:pPr>
+      <w:r>
+        <w:rPr>
+          <w:b/>
+          <w:bCs/>
+        </w:rPr>
+        <w:t xml:space="preserve">Privileged-session recording / just-in-time elevation</w:t>
+      </w:r>
+      <w:r>
+        <w:t xml:space="preserve"> </w:t>
+      </w:r>
+      <w:r>
+        <w:t xml:space="preserve">— not implemented</w:t>
+      </w:r>
+      <w:r>
+        <w:t xml:space="preserve"> </w:t>
+      </w:r>
+      <w:r>
+        <w:t xml:space="preserve">(A.8.2).</w:t>
+      </w:r>
+    </w:p>
+    <w:p>
+      <w:pPr>
+        <w:pStyle w:val="FirstParagraph"/>
+      </w:pPr>
+      <w:r>
+        <w:t xml:space="preserve">A control was downgraded during review to keep this honest:</w:t>
+      </w:r>
+      <w:r>
+        <w:t xml:space="preserve"> </w:t>
+      </w:r>
+      <w:r>
+        <w:rPr>
+          <w:b/>
+          <w:bCs/>
+        </w:rPr>
+        <w:t xml:space="preserve">A.5.14 moved from</w:t>
+      </w:r>
+      <w:r>
+        <w:rPr>
+          <w:b/>
+          <w:bCs/>
+        </w:rPr>
+        <w:t xml:space="preserve"> </w:t>
+      </w:r>
+      <w:r>
+        <w:rPr>
+          <w:b/>
+          <w:bCs/>
+        </w:rPr>
+        <w:t xml:space="preserve">Met to Partial</w:t>
+      </w:r>
+      <w:r>
+        <w:t xml:space="preserve"> </w:t>
+      </w:r>
+      <w:r>
+        <w:t xml:space="preserve">once the SSH host-key accepted risk was weighed against an</w:t>
+      </w:r>
+      <w:r>
+        <w:t xml:space="preserve"> </w:t>
+      </w:r>
+      <w:r>
+        <w:t xml:space="preserve">otherwise-strong transport story. Scope note: this mapping covers only the Annex</w:t>
+      </w:r>
+      <w:r>
+        <w:t xml:space="preserve"> </w:t>
+      </w:r>
+      <w:r>
+        <w:t xml:space="preserve">A controls spane’s platform actually touches; whole domains it does not implement</w:t>
+      </w:r>
+      <w:r>
+        <w:t xml:space="preserve"> </w:t>
+      </w:r>
+      <w:r>
+        <w:t xml:space="preserve">(e.g. physical security A.7, HR security A.6, supplier relationships A.5.19–A.5.22)</w:t>
+      </w:r>
+      <w:r>
+        <w:t xml:space="preserve"> </w:t>
+      </w:r>
+      <w:r>
+        <w:t xml:space="preserve">are out of scope and are not counted as Met, Partial, or Gap.</w:t>
+      </w:r>
+    </w:p>
+    <w:bookmarkEnd w:id="15"/>
     <w:bookmarkEnd w:id="16"/>
-    <w:bookmarkStart w:id="17" w:name="b-change-management"/>
+    <w:bookmarkStart w:id="20" w:name="sox-itgc-secondary"/>
+    <w:p>
+      <w:pPr>
+        <w:pStyle w:val="Heading2"/>
+      </w:pPr>
+      <w:r>
+        <w:t xml:space="preserve">SOX ITGC (secondary)</w:t>
+      </w:r>
+    </w:p>
+    <w:p>
+      <w:pPr>
+        <w:pStyle w:val="BlockText"/>
+      </w:pPr>
+      <w:r>
+        <w:rPr>
+          <w:b/>
+          <w:bCs/>
+        </w:rPr>
+        <w:t xml:space="preserve">Scope framing</w:t>
+      </w:r>
+    </w:p>
+    <w:p>
+      <w:pPr>
+        <w:pStyle w:val="BlockText"/>
+      </w:pPr>
+      <w:r>
+        <w:t xml:space="preserve">Whether spane falls in</w:t>
+      </w:r>
+      <w:r>
+        <w:t xml:space="preserve"> </w:t>
+      </w:r>
+      <w:r>
+        <w:rPr>
+          <w:b/>
+          <w:bCs/>
+        </w:rPr>
+        <w:t xml:space="preserve">SOX scope</w:t>
+      </w:r>
+      <w:r>
+        <w:t xml:space="preserve"> </w:t>
+      </w:r>
+      <w:r>
+        <w:t xml:space="preserve">depends on its relevance to financial</w:t>
+      </w:r>
+      <w:r>
+        <w:t xml:space="preserve"> </w:t>
+      </w:r>
+      <w:r>
+        <w:t xml:space="preserve">reporting (e.g. whether it monitors systems that support financial</w:t>
+      </w:r>
+      <w:r>
+        <w:t xml:space="preserve"> </w:t>
+      </w:r>
+      <w:r>
+        <w:t xml:space="preserve">statements) — that is a determination for the organization’s auditors, not a</w:t>
+      </w:r>
+      <w:r>
+        <w:t xml:space="preserve"> </w:t>
+      </w:r>
+      <w:r>
+        <w:t xml:space="preserve">property of the software. This section therefore describes</w:t>
+      </w:r>
+      <w:r>
+        <w:t xml:space="preserve"> </w:t>
+      </w:r>
+      <w:r>
+        <w:rPr>
+          <w:b/>
+          <w:bCs/>
+        </w:rPr>
+        <w:t xml:space="preserve">SOX-aligned</w:t>
+      </w:r>
+      <w:r>
+        <w:rPr>
+          <w:b/>
+          <w:bCs/>
+        </w:rPr>
+        <w:t xml:space="preserve"> </w:t>
+      </w:r>
+      <w:r>
+        <w:rPr>
+          <w:b/>
+          <w:bCs/>
+        </w:rPr>
+        <w:t xml:space="preserve">IT general controls</w:t>
+      </w:r>
+      <w:r>
+        <w:t xml:space="preserve">, not</w:t>
+      </w:r>
+      <w:r>
+        <w:t xml:space="preserve"> </w:t>
+      </w:r>
+      <w:r>
+        <w:t xml:space="preserve">“SOX compliance.”</w:t>
+      </w:r>
+    </w:p>
+    <w:p>
+      <w:pPr>
+        <w:pStyle w:val="FirstParagraph"/>
+      </w:pPr>
+      <w:r>
+        <w:t xml:space="preserve">spane’s controls map to the three ITGC pillars:</w:t>
+      </w:r>
+    </w:p>
+    <w:bookmarkStart w:id="17" w:name="a-access-controls-segregation-of-duties"/>
     <w:p>
       <w:pPr>
         <w:pStyle w:val="Heading3"/>
       </w:pPr>
       <w:r>
-        <w:t xml:space="preserve">(b) Change management</w:t>
+        <w:t xml:space="preserve">(a) Access controls / segregation of duties</w:t>
       </w:r>
     </w:p>
     <w:p>
@@ -3791,7 +4079,123 @@
         <w:pStyle w:val="FirstParagraph"/>
       </w:pPr>
       <w:r>
-        <w:t xml:space="preserve">Two change surfaces, both controlled:</w:t>
+        <w:t xml:space="preserve">The capability model</w:t>
+      </w:r>
+      <w:r>
+        <w:t xml:space="preserve"> </w:t>
+      </w:r>
+      <w:r>
+        <w:rPr>
+          <w:b/>
+          <w:bCs/>
+        </w:rPr>
+        <w:t xml:space="preserve">is</w:t>
+      </w:r>
+      <w:r>
+        <w:t xml:space="preserve"> </w:t>
+      </w:r>
+      <w:r>
+        <w:t xml:space="preserve">the SoD control. Least-privilege roles</w:t>
+      </w:r>
+      <w:r>
+        <w:t xml:space="preserve"> </w:t>
+      </w:r>
+      <w:r>
+        <w:t xml:space="preserve">(</w:t>
+      </w:r>
+      <w:r>
+        <w:rPr>
+          <w:rStyle w:val="VerbatimChar"/>
+        </w:rPr>
+        <w:t xml:space="preserve">apps/core/capabilities.py</w:t>
+      </w:r>
+      <w:r>
+        <w:t xml:space="preserve">),</w:t>
+      </w:r>
+      <w:r>
+        <w:t xml:space="preserve"> </w:t>
+      </w:r>
+      <w:r>
+        <w:rPr>
+          <w:rStyle w:val="VerbatimChar"/>
+        </w:rPr>
+        <w:t xml:space="preserve">DenyByDefault</w:t>
+      </w:r>
+      <w:r>
+        <w:t xml:space="preserve"> </w:t>
+      </w:r>
+      <w:r>
+        <w:t xml:space="preserve">enforcement, and the</w:t>
+      </w:r>
+      <w:r>
+        <w:t xml:space="preserve"> </w:t>
+      </w:r>
+      <w:r>
+        <w:rPr>
+          <w:b/>
+          <w:bCs/>
+        </w:rPr>
+        <w:t xml:space="preserve">anti-escalation guardrail</w:t>
+      </w:r>
+      <w:r>
+        <w:t xml:space="preserve"> </w:t>
+      </w:r>
+      <w:r>
+        <w:t xml:space="preserve">— you cannot grant a capability you do not yourself</w:t>
+      </w:r>
+      <w:r>
+        <w:t xml:space="preserve"> </w:t>
+      </w:r>
+      <w:r>
+        <w:t xml:space="preserve">hold (</w:t>
+      </w:r>
+      <w:r>
+        <w:rPr>
+          <w:rStyle w:val="VerbatimChar"/>
+        </w:rPr>
+        <w:t xml:space="preserve">apps/core/rbac_views.py</w:t>
+      </w:r>
+      <w:r>
+        <w:t xml:space="preserve"> </w:t>
+      </w:r>
+      <w:r>
+        <w:rPr>
+          <w:rStyle w:val="VerbatimChar"/>
+        </w:rPr>
+        <w:t xml:space="preserve">_check_escalation</w:t>
+      </w:r>
+      <w:r>
+        <w:t xml:space="preserve">; enforced again on user role</w:t>
+      </w:r>
+      <w:r>
+        <w:t xml:space="preserve"> </w:t>
+      </w:r>
+      <w:r>
+        <w:t xml:space="preserve">assignment in</w:t>
+      </w:r>
+      <w:r>
+        <w:t xml:space="preserve"> </w:t>
+      </w:r>
+      <w:r>
+        <w:rPr>
+          <w:rStyle w:val="VerbatimChar"/>
+        </w:rPr>
+        <w:t xml:space="preserve">apps/core/views.py</w:t>
+      </w:r>
+      <w:r>
+        <w:t xml:space="preserve">) — together prevent a single actor from</w:t>
+      </w:r>
+      <w:r>
+        <w:t xml:space="preserve"> </w:t>
+      </w:r>
+      <w:r>
+        <w:t xml:space="preserve">self-granting incompatible privileges. The last-admin guard prevents removing the</w:t>
+      </w:r>
+      <w:r>
+        <w:t xml:space="preserve"> </w:t>
+      </w:r>
+      <w:r>
+        <w:t xml:space="preserve">final administrator. Role/permission changes are audit-logged.</w:t>
       </w:r>
     </w:p>
     <w:p>
@@ -3807,58 +4211,88 @@
           <w:b/>
           <w:bCs/>
         </w:rPr>
-        <w:t xml:space="preserve">Platform code changes</w:t>
-      </w:r>
-      <w:r>
-        <w:t xml:space="preserve"> </w:t>
-      </w:r>
-      <w:r>
-        <w:t xml:space="preserve">— GitHub pull-request flow plus CI gates that must</w:t>
-      </w:r>
-      <w:r>
-        <w:t xml:space="preserve"> </w:t>
-      </w:r>
-      <w:r>
-        <w:t xml:space="preserve">pass before merge: the pytest suite (</w:t>
+        <w:t xml:space="preserve">Evidence:</w:t>
+      </w:r>
+      <w:r>
+        <w:t xml:space="preserve"> </w:t>
       </w:r>
       <w:r>
         <w:rPr>
           <w:rStyle w:val="VerbatimChar"/>
         </w:rPr>
-        <w:t xml:space="preserve">api-tests.yml</w:t>
-      </w:r>
-      <w:r>
-        <w:t xml:space="preserve">), the CWE-209</w:t>
-      </w:r>
-      <w:r>
-        <w:t xml:space="preserve"> </w:t>
-      </w:r>
-      <w:r>
-        <w:t xml:space="preserve">exception-exposure guard (</w:t>
+        <w:t xml:space="preserve">apps/core/capabilities.py</w:t>
+      </w:r>
+      <w:r>
+        <w:t xml:space="preserve">,</w:t>
+      </w:r>
+      <w:r>
+        <w:t xml:space="preserve"> </w:t>
       </w:r>
       <w:r>
         <w:rPr>
           <w:rStyle w:val="VerbatimChar"/>
         </w:rPr>
-        <w:t xml:space="preserve">security-checks.yml</w:t>
-      </w:r>
-      <w:r>
-        <w:t xml:space="preserve">), and the RBAC capability</w:t>
-      </w:r>
-      <w:r>
-        <w:t xml:space="preserve"> </w:t>
-      </w:r>
-      <w:r>
-        <w:t xml:space="preserve">drift-guard test (</w:t>
+        <w:t xml:space="preserve">apps/core/permissions.py</w:t>
+      </w:r>
+      <w:r>
+        <w:t xml:space="preserve">,</w:t>
+      </w:r>
+      <w:r>
+        <w:t xml:space="preserve"> </w:t>
       </w:r>
       <w:r>
         <w:rPr>
           <w:rStyle w:val="VerbatimChar"/>
         </w:rPr>
+        <w:t xml:space="preserve">apps/core/rbac_views.py</w:t>
+      </w:r>
+      <w:r>
+        <w:t xml:space="preserve"> </w:t>
+      </w:r>
+      <w:r>
+        <w:t xml:space="preserve">(</w:t>
+      </w:r>
+      <w:r>
+        <w:rPr>
+          <w:rStyle w:val="VerbatimChar"/>
+        </w:rPr>
+        <w:t xml:space="preserve">_check_escalation</w:t>
+      </w:r>
+      <w:r>
+        <w:t xml:space="preserve">),</w:t>
+      </w:r>
+      <w:r>
+        <w:t xml:space="preserve"> </w:t>
+      </w:r>
+      <w:r>
+        <w:rPr>
+          <w:rStyle w:val="VerbatimChar"/>
+        </w:rPr>
         <w:t xml:space="preserve">tests/test_rbac_capabilities.py</w:t>
       </w:r>
       <w:r>
-        <w:t xml:space="preserve">).</w:t>
+        <w:t xml:space="preserve">,</w:t>
+      </w:r>
+      <w:r>
+        <w:t xml:space="preserve"> </w:t>
+      </w:r>
+      <w:r>
+        <w:t xml:space="preserve">AuditLog</w:t>
+      </w:r>
+      <w:r>
+        <w:t xml:space="preserve"> </w:t>
+      </w:r>
+      <w:r>
+        <w:rPr>
+          <w:rStyle w:val="VerbatimChar"/>
+        </w:rPr>
+        <w:t xml:space="preserve">user_role_changed</w:t>
+      </w:r>
+      <w:r>
+        <w:t xml:space="preserve"> </w:t>
+      </w:r>
+      <w:r>
+        <w:t xml:space="preserve">events.</w:t>
       </w:r>
     </w:p>
     <w:p>
@@ -3874,126 +4308,23 @@
           <w:b/>
           <w:bCs/>
         </w:rPr>
-        <w:t xml:space="preserve">Managed-device config changes</w:t>
-      </w:r>
-      <w:r>
-        <w:t xml:space="preserve"> </w:t>
-      </w:r>
-      <w:r>
-        <w:t xml:space="preserve">— config-push templates with</w:t>
-      </w:r>
-      <w:r>
-        <w:t xml:space="preserve"> </w:t>
-      </w:r>
-      <w:r>
-        <w:rPr>
-          <w:rStyle w:val="VerbatimChar"/>
-        </w:rPr>
-        <w:t xml:space="preserve">ALLOW_CONFIG_PUSH</w:t>
-      </w:r>
-      <w:r>
-        <w:t xml:space="preserve"> </w:t>
-      </w:r>
-      <w:r>
-        <w:t xml:space="preserve">defaulting to false (read-only by default); every push</w:t>
-      </w:r>
-      <w:r>
-        <w:t xml:space="preserve"> </w:t>
-      </w:r>
-      <w:r>
-        <w:t xml:space="preserve">attempt is audit-logged (</w:t>
-      </w:r>
-      <w:r>
-        <w:rPr>
-          <w:rStyle w:val="VerbatimChar"/>
-        </w:rPr>
-        <w:t xml:space="preserve">config_pushed</w:t>
-      </w:r>
-      <w:r>
-        <w:t xml:space="preserve">); config versioning + running/startup</w:t>
-      </w:r>
-      <w:r>
-        <w:t xml:space="preserve"> </w:t>
-      </w:r>
-      <w:r>
-        <w:t xml:space="preserve">drift detection + the compliance engine track change.</w:t>
-      </w:r>
-    </w:p>
-    <w:p>
-      <w:pPr>
-        <w:pStyle w:val="Compact"/>
-        <w:numPr>
-          <w:ilvl w:val="0"/>
-          <w:numId w:val="1004"/>
-        </w:numPr>
-      </w:pPr>
-      <w:r>
-        <w:rPr>
-          <w:b/>
-          <w:bCs/>
-        </w:rPr>
-        <w:t xml:space="preserve">Evidence:</w:t>
-      </w:r>
-      <w:r>
-        <w:t xml:space="preserve"> </w:t>
-      </w:r>
-      <w:r>
-        <w:rPr>
-          <w:rStyle w:val="VerbatimChar"/>
-        </w:rPr>
-        <w:t xml:space="preserve">.github/workflows/</w:t>
-      </w:r>
-      <w:r>
-        <w:t xml:space="preserve">,</w:t>
-      </w:r>
-      <w:r>
-        <w:t xml:space="preserve"> </w:t>
-      </w:r>
-      <w:r>
-        <w:rPr>
-          <w:rStyle w:val="VerbatimChar"/>
-        </w:rPr>
-        <w:t xml:space="preserve">apps/config_templates/</w:t>
-      </w:r>
-      <w:r>
-        <w:t xml:space="preserve">,</w:t>
-      </w:r>
-      <w:r>
-        <w:t xml:space="preserve"> </w:t>
-      </w:r>
-      <w:r>
-        <w:rPr>
-          <w:rStyle w:val="VerbatimChar"/>
-        </w:rPr>
-        <w:t xml:space="preserve">apps/compliance/</w:t>
-      </w:r>
-      <w:r>
-        <w:t xml:space="preserve">, AuditLog</w:t>
-      </w:r>
-      <w:r>
-        <w:t xml:space="preserve"> </w:t>
-      </w:r>
-      <w:r>
-        <w:rPr>
-          <w:rStyle w:val="VerbatimChar"/>
-        </w:rPr>
-        <w:t xml:space="preserve">config_pushed</w:t>
-      </w:r>
-      <w:r>
-        <w:t xml:space="preserve"> </w:t>
-      </w:r>
-      <w:r>
-        <w:t xml:space="preserve">events.</w:t>
+        <w:t xml:space="preserve">Caveat:</w:t>
+      </w:r>
+      <w:r>
+        <w:t xml:space="preserve"> </w:t>
+      </w:r>
+      <w:r>
+        <w:t xml:space="preserve">no MFA on privileged accounts (see ISO A.8.2 / A.8.5).</w:t>
       </w:r>
     </w:p>
     <w:bookmarkEnd w:id="17"/>
-    <w:bookmarkStart w:id="18" w:name="c-audit-trail-logging"/>
+    <w:bookmarkStart w:id="18" w:name="b-change-management"/>
     <w:p>
       <w:pPr>
         <w:pStyle w:val="Heading3"/>
       </w:pPr>
       <w:r>
-        <w:t xml:space="preserve">(c) Audit trail / logging</w:t>
+        <w:t xml:space="preserve">(b) Change management</w:t>
       </w:r>
     </w:p>
     <w:p>
@@ -4001,34 +4332,7 @@
         <w:pStyle w:val="FirstParagraph"/>
       </w:pPr>
       <w:r>
-        <w:rPr>
-          <w:rStyle w:val="VerbatimChar"/>
-        </w:rPr>
-        <w:t xml:space="preserve">AuditLog</w:t>
-      </w:r>
-      <w:r>
-        <w:t xml:space="preserve"> </w:t>
-      </w:r>
-      <w:r>
-        <w:t xml:space="preserve">records security-relevant events (logins, user/role changes, config</w:t>
-      </w:r>
-      <w:r>
-        <w:t xml:space="preserve"> </w:t>
-      </w:r>
-      <w:r>
-        <w:t xml:space="preserve">pushes, credential access, integration syncs, agent enroll/revoke) with actor,</w:t>
-      </w:r>
-      <w:r>
-        <w:t xml:space="preserve"> </w:t>
-      </w:r>
-      <w:r>
-        <w:t xml:space="preserve">IP, target, and timestamp; sensitive values are redacted; retention is</w:t>
-      </w:r>
-      <w:r>
-        <w:t xml:space="preserve"> </w:t>
-      </w:r>
-      <w:r>
-        <w:t xml:space="preserve">configurable with a scheduled purge.</w:t>
+        <w:t xml:space="preserve">Two change surfaces, both controlled:</w:t>
       </w:r>
     </w:p>
     <w:p>
@@ -4044,6 +4348,131 @@
           <w:b/>
           <w:bCs/>
         </w:rPr>
+        <w:t xml:space="preserve">Platform code changes</w:t>
+      </w:r>
+      <w:r>
+        <w:t xml:space="preserve"> </w:t>
+      </w:r>
+      <w:r>
+        <w:t xml:space="preserve">— GitHub pull-request flow plus CI gates that must</w:t>
+      </w:r>
+      <w:r>
+        <w:t xml:space="preserve"> </w:t>
+      </w:r>
+      <w:r>
+        <w:t xml:space="preserve">pass before merge: the pytest suite (</w:t>
+      </w:r>
+      <w:r>
+        <w:rPr>
+          <w:rStyle w:val="VerbatimChar"/>
+        </w:rPr>
+        <w:t xml:space="preserve">api-tests.yml</w:t>
+      </w:r>
+      <w:r>
+        <w:t xml:space="preserve">), the CWE-209</w:t>
+      </w:r>
+      <w:r>
+        <w:t xml:space="preserve"> </w:t>
+      </w:r>
+      <w:r>
+        <w:t xml:space="preserve">exception-exposure guard (</w:t>
+      </w:r>
+      <w:r>
+        <w:rPr>
+          <w:rStyle w:val="VerbatimChar"/>
+        </w:rPr>
+        <w:t xml:space="preserve">security-checks.yml</w:t>
+      </w:r>
+      <w:r>
+        <w:t xml:space="preserve">), and the RBAC capability</w:t>
+      </w:r>
+      <w:r>
+        <w:t xml:space="preserve"> </w:t>
+      </w:r>
+      <w:r>
+        <w:t xml:space="preserve">drift-guard test (</w:t>
+      </w:r>
+      <w:r>
+        <w:rPr>
+          <w:rStyle w:val="VerbatimChar"/>
+        </w:rPr>
+        <w:t xml:space="preserve">tests/test_rbac_capabilities.py</w:t>
+      </w:r>
+      <w:r>
+        <w:t xml:space="preserve">).</w:t>
+      </w:r>
+    </w:p>
+    <w:p>
+      <w:pPr>
+        <w:pStyle w:val="Compact"/>
+        <w:numPr>
+          <w:ilvl w:val="0"/>
+          <w:numId w:val="1005"/>
+        </w:numPr>
+      </w:pPr>
+      <w:r>
+        <w:rPr>
+          <w:b/>
+          <w:bCs/>
+        </w:rPr>
+        <w:t xml:space="preserve">Managed-device config changes</w:t>
+      </w:r>
+      <w:r>
+        <w:t xml:space="preserve"> </w:t>
+      </w:r>
+      <w:r>
+        <w:t xml:space="preserve">— config-push templates with</w:t>
+      </w:r>
+      <w:r>
+        <w:t xml:space="preserve"> </w:t>
+      </w:r>
+      <w:r>
+        <w:rPr>
+          <w:rStyle w:val="VerbatimChar"/>
+        </w:rPr>
+        <w:t xml:space="preserve">ALLOW_CONFIG_PUSH</w:t>
+      </w:r>
+      <w:r>
+        <w:t xml:space="preserve"> </w:t>
+      </w:r>
+      <w:r>
+        <w:t xml:space="preserve">defaulting to false (read-only by default); every push</w:t>
+      </w:r>
+      <w:r>
+        <w:t xml:space="preserve"> </w:t>
+      </w:r>
+      <w:r>
+        <w:t xml:space="preserve">attempt is audit-logged (</w:t>
+      </w:r>
+      <w:r>
+        <w:rPr>
+          <w:rStyle w:val="VerbatimChar"/>
+        </w:rPr>
+        <w:t xml:space="preserve">config_pushed</w:t>
+      </w:r>
+      <w:r>
+        <w:t xml:space="preserve">); config versioning + running/startup</w:t>
+      </w:r>
+      <w:r>
+        <w:t xml:space="preserve"> </w:t>
+      </w:r>
+      <w:r>
+        <w:t xml:space="preserve">drift detection + the compliance engine track change.</w:t>
+      </w:r>
+    </w:p>
+    <w:p>
+      <w:pPr>
+        <w:pStyle w:val="Compact"/>
+        <w:numPr>
+          <w:ilvl w:val="0"/>
+          <w:numId w:val="1005"/>
+        </w:numPr>
+      </w:pPr>
+      <w:r>
+        <w:rPr>
+          <w:b/>
+          <w:bCs/>
+        </w:rPr>
         <w:t xml:space="preserve">Evidence:</w:t>
       </w:r>
       <w:r>
@@ -4053,6 +4482,118 @@
         <w:rPr>
           <w:rStyle w:val="VerbatimChar"/>
         </w:rPr>
+        <w:t xml:space="preserve">.github/workflows/</w:t>
+      </w:r>
+      <w:r>
+        <w:t xml:space="preserve">,</w:t>
+      </w:r>
+      <w:r>
+        <w:t xml:space="preserve"> </w:t>
+      </w:r>
+      <w:r>
+        <w:rPr>
+          <w:rStyle w:val="VerbatimChar"/>
+        </w:rPr>
+        <w:t xml:space="preserve">apps/config_templates/</w:t>
+      </w:r>
+      <w:r>
+        <w:t xml:space="preserve">,</w:t>
+      </w:r>
+      <w:r>
+        <w:t xml:space="preserve"> </w:t>
+      </w:r>
+      <w:r>
+        <w:rPr>
+          <w:rStyle w:val="VerbatimChar"/>
+        </w:rPr>
+        <w:t xml:space="preserve">apps/compliance/</w:t>
+      </w:r>
+      <w:r>
+        <w:t xml:space="preserve">, AuditLog</w:t>
+      </w:r>
+      <w:r>
+        <w:t xml:space="preserve"> </w:t>
+      </w:r>
+      <w:r>
+        <w:rPr>
+          <w:rStyle w:val="VerbatimChar"/>
+        </w:rPr>
+        <w:t xml:space="preserve">config_pushed</w:t>
+      </w:r>
+      <w:r>
+        <w:t xml:space="preserve"> </w:t>
+      </w:r>
+      <w:r>
+        <w:t xml:space="preserve">events.</w:t>
+      </w:r>
+    </w:p>
+    <w:bookmarkEnd w:id="18"/>
+    <w:bookmarkStart w:id="19" w:name="c-audit-trail-logging"/>
+    <w:p>
+      <w:pPr>
+        <w:pStyle w:val="Heading3"/>
+      </w:pPr>
+      <w:r>
+        <w:t xml:space="preserve">(c) Audit trail / logging</w:t>
+      </w:r>
+    </w:p>
+    <w:p>
+      <w:pPr>
+        <w:pStyle w:val="FirstParagraph"/>
+      </w:pPr>
+      <w:r>
+        <w:rPr>
+          <w:rStyle w:val="VerbatimChar"/>
+        </w:rPr>
+        <w:t xml:space="preserve">AuditLog</w:t>
+      </w:r>
+      <w:r>
+        <w:t xml:space="preserve"> </w:t>
+      </w:r>
+      <w:r>
+        <w:t xml:space="preserve">records security-relevant events (logins, user/role changes, config</w:t>
+      </w:r>
+      <w:r>
+        <w:t xml:space="preserve"> </w:t>
+      </w:r>
+      <w:r>
+        <w:t xml:space="preserve">pushes, credential access, integration syncs, agent enroll/revoke) with actor,</w:t>
+      </w:r>
+      <w:r>
+        <w:t xml:space="preserve"> </w:t>
+      </w:r>
+      <w:r>
+        <w:t xml:space="preserve">IP, target, and timestamp; sensitive values are redacted; retention is</w:t>
+      </w:r>
+      <w:r>
+        <w:t xml:space="preserve"> </w:t>
+      </w:r>
+      <w:r>
+        <w:t xml:space="preserve">configurable with a scheduled purge.</w:t>
+      </w:r>
+    </w:p>
+    <w:p>
+      <w:pPr>
+        <w:pStyle w:val="Compact"/>
+        <w:numPr>
+          <w:ilvl w:val="0"/>
+          <w:numId w:val="1006"/>
+        </w:numPr>
+      </w:pPr>
+      <w:r>
+        <w:rPr>
+          <w:b/>
+          <w:bCs/>
+        </w:rPr>
+        <w:t xml:space="preserve">Evidence:</w:t>
+      </w:r>
+      <w:r>
+        <w:t xml:space="preserve"> </w:t>
+      </w:r>
+      <w:r>
+        <w:rPr>
+          <w:rStyle w:val="VerbatimChar"/>
+        </w:rPr>
         <w:t xml:space="preserve">apps/core/models.py</w:t>
       </w:r>
       <w:r>
@@ -4095,9 +4636,9 @@
         <w:t xml:space="preserve">, Audit Logging.</w:t>
       </w:r>
     </w:p>
-    <w:bookmarkEnd w:id="18"/>
     <w:bookmarkEnd w:id="19"/>
-    <w:bookmarkStart w:id="20" w:name="how-to-use-this-document"/>
+    <w:bookmarkEnd w:id="20"/>
+    <w:bookmarkStart w:id="21" w:name="how-to-use-this-document"/>
     <w:p>
       <w:pPr>
         <w:pStyle w:val="Heading2"/>
@@ -4126,8 +4667,8 @@
         <w:t xml:space="preserve">leadership summary, see Compliance Overview.</w:t>
       </w:r>
     </w:p>
-    <w:bookmarkEnd w:id="20"/>
     <w:bookmarkEnd w:id="21"/>
+    <w:bookmarkEnd w:id="22"/>
     <w:sectPr>
       <w:footnotePr>
         <w:numRestart w:val="eachSect"/>
@@ -4469,6 +5010,9 @@
     <w:abstractNumId w:val="991"/>
   </w:num>
   <w:num w:numId="1005">
+    <w:abstractNumId w:val="991"/>
+  </w:num>
+  <w:num w:numId="1006">
     <w:abstractNumId w:val="991"/>
   </w:num>
 </w:numbering>

--- a/docs/security/spane-compliance-mapping.docx
+++ b/docs/security/spane-compliance-mapping.docx
@@ -321,7 +321,7 @@
               <w:pStyle w:val="Compact"/>
             </w:pPr>
             <w:r>
-              <w:t xml:space="preserve">JWT + SSO + forced first-login change;</w:t>
+              <w:t xml:space="preserve">JWT + SSO + forced first-login change +</w:t>
             </w:r>
             <w:r>
               <w:t xml:space="preserve"> </w:t>
@@ -331,7 +331,23 @@
                 <w:b/>
                 <w:bCs/>
               </w:rPr>
-              <w:t xml:space="preserve">no MFA, no token revocation/blacklist</w:t>
+              <w:t xml:space="preserve">TOTP MFA</w:t>
+            </w:r>
+            <w:r>
+              <w:t xml:space="preserve"> </w:t>
+            </w:r>
+            <w:r>
+              <w:t xml:space="preserve">(local accounts);</w:t>
+            </w:r>
+            <w:r>
+              <w:t xml:space="preserve"> </w:t>
+            </w:r>
+            <w:r>
+              <w:rPr>
+                <w:b/>
+                <w:bCs/>
+              </w:rPr>
+              <w:t xml:space="preserve">no token revocation/blacklist</w:t>
             </w:r>
             <w:r>
               <w:t xml:space="preserve">.</w:t>
@@ -373,7 +389,7 @@
               <w:pStyle w:val="Compact"/>
             </w:pPr>
             <w:r>
-              <w:t xml:space="preserve">Immutable superadmin, last-admin lockout guard;</w:t>
+              <w:t xml:space="preserve">Immutable superadmin, last-admin lockout guard,</w:t>
             </w:r>
             <w:r>
               <w:t xml:space="preserve"> </w:t>
@@ -383,10 +399,10 @@
                 <w:b/>
                 <w:bCs/>
               </w:rPr>
-              <w:t xml:space="preserve">no MFA / just-in-time elevation</w:t>
-            </w:r>
-            <w:r>
-              <w:t xml:space="preserve">.</w:t>
+              <w:t xml:space="preserve">required MFA for privileged accounts</w:t>
+            </w:r>
+            <w:r>
+              <w:t xml:space="preserve">; no just-in-time elevation.</w:t>
             </w:r>
           </w:p>
         </w:tc>
@@ -918,13 +934,23 @@
           <w:b/>
           <w:bCs/>
         </w:rPr>
-        <w:t xml:space="preserve">Multi-factor authentication</w:t>
-      </w:r>
-      <w:r>
-        <w:t xml:space="preserve"> </w:t>
-      </w:r>
-      <w:r>
-        <w:t xml:space="preserve">— not implemented (auth + privileged access; ISO A.8.5 / A.8.2).</w:t>
+        <w:t xml:space="preserve">JWT refresh-token revocation/blacklist</w:t>
+      </w:r>
+      <w:r>
+        <w:t xml:space="preserve"> </w:t>
+      </w:r>
+      <w:r>
+        <w:t xml:space="preserve">— none; refresh tokens stay valid for 7 days (A.8.5).</w:t>
+      </w:r>
+      <w:r>
+        <w:t xml:space="preserve"> </w:t>
+      </w:r>
+      <w:r>
+        <w:rPr>
+          <w:i/>
+          <w:iCs/>
+        </w:rPr>
+        <w:t xml:space="preserve">(TOTP MFA is now implemented — see Multi-Factor Authentication.)</w:t>
       </w:r>
     </w:p>
     <w:p>
@@ -940,13 +966,13 @@
           <w:b/>
           <w:bCs/>
         </w:rPr>
-        <w:t xml:space="preserve">JWT refresh-token revocation/blacklist</w:t>
-      </w:r>
-      <w:r>
-        <w:t xml:space="preserve"> </w:t>
-      </w:r>
-      <w:r>
-        <w:t xml:space="preserve">— none; refresh tokens stay valid for 7 days (A.8.5).</w:t>
+        <w:t xml:space="preserve">SSH device host-key validation</w:t>
+      </w:r>
+      <w:r>
+        <w:t xml:space="preserve"> </w:t>
+      </w:r>
+      <w:r>
+        <w:t xml:space="preserve">— not performed; accepted risk (first-connection MITM on the trusted management network) (A.5.14).</w:t>
       </w:r>
     </w:p>
     <w:p>
@@ -962,13 +988,49 @@
           <w:b/>
           <w:bCs/>
         </w:rPr>
-        <w:t xml:space="preserve">SSH device host-key validation</w:t>
-      </w:r>
-      <w:r>
-        <w:t xml:space="preserve"> </w:t>
-      </w:r>
-      <w:r>
-        <w:t xml:space="preserve">— not performed; accepted risk (first-connection MITM on the trusted management network) (A.5.14).</w:t>
+        <w:t xml:space="preserve">Content-Security-Policy and some Django security headers</w:t>
+      </w:r>
+      <w:r>
+        <w:t xml:space="preserve"> </w:t>
+      </w:r>
+      <w:r>
+        <w:t xml:space="preserve">(</w:t>
+      </w:r>
+      <w:r>
+        <w:rPr>
+          <w:rStyle w:val="VerbatimChar"/>
+        </w:rPr>
+        <w:t xml:space="preserve">CSRF_COOKIE_HTTPONLY</w:t>
+      </w:r>
+      <w:r>
+        <w:t xml:space="preserve">, explicit</w:t>
+      </w:r>
+      <w:r>
+        <w:t xml:space="preserve"> </w:t>
+      </w:r>
+      <w:r>
+        <w:rPr>
+          <w:rStyle w:val="VerbatimChar"/>
+        </w:rPr>
+        <w:t xml:space="preserve">X_FRAME_OPTIONS</w:t>
+      </w:r>
+      <w:r>
+        <w:t xml:space="preserve">) — not set; nginx supplies</w:t>
+      </w:r>
+      <w:r>
+        <w:t xml:space="preserve"> </w:t>
+      </w:r>
+      <w:r>
+        <w:rPr>
+          <w:rStyle w:val="VerbatimChar"/>
+        </w:rPr>
+        <w:t xml:space="preserve">X-Frame-Options</w:t>
+      </w:r>
+      <w:r>
+        <w:t xml:space="preserve"> </w:t>
+      </w:r>
+      <w:r>
+        <w:t xml:space="preserve">+ HSTS (A.8.9).</w:t>
       </w:r>
     </w:p>
     <w:p>
@@ -984,49 +1046,25 @@
           <w:b/>
           <w:bCs/>
         </w:rPr>
-        <w:t xml:space="preserve">Content-Security-Policy and some Django security headers</w:t>
-      </w:r>
-      <w:r>
-        <w:t xml:space="preserve"> </w:t>
-      </w:r>
-      <w:r>
-        <w:t xml:space="preserve">(</w:t>
+        <w:t xml:space="preserve">Container-image and secret scanning</w:t>
+      </w:r>
+      <w:r>
+        <w:t xml:space="preserve"> </w:t>
+      </w:r>
+      <w:r>
+        <w:t xml:space="preserve">(trivy / gitleaks) — not in CI; ingest-service deps are Dependabot-tracked but not</w:t>
+      </w:r>
+      <w:r>
+        <w:t xml:space="preserve"> </w:t>
       </w:r>
       <w:r>
         <w:rPr>
           <w:rStyle w:val="VerbatimChar"/>
         </w:rPr>
-        <w:t xml:space="preserve">CSRF_COOKIE_HTTPONLY</w:t>
-      </w:r>
-      <w:r>
-        <w:t xml:space="preserve">, explicit</w:t>
-      </w:r>
-      <w:r>
-        <w:t xml:space="preserve"> </w:t>
-      </w:r>
-      <w:r>
-        <w:rPr>
-          <w:rStyle w:val="VerbatimChar"/>
-        </w:rPr>
-        <w:t xml:space="preserve">X_FRAME_OPTIONS</w:t>
-      </w:r>
-      <w:r>
-        <w:t xml:space="preserve">) — not set; nginx supplies</w:t>
-      </w:r>
-      <w:r>
-        <w:t xml:space="preserve"> </w:t>
-      </w:r>
-      <w:r>
-        <w:rPr>
-          <w:rStyle w:val="VerbatimChar"/>
-        </w:rPr>
-        <w:t xml:space="preserve">X-Frame-Options</w:t>
-      </w:r>
-      <w:r>
-        <w:t xml:space="preserve"> </w:t>
-      </w:r>
-      <w:r>
-        <w:t xml:space="preserve">+ HSTS (A.8.9).</w:t>
+        <w:t xml:space="preserve">pip-audit</w:t>
+      </w:r>
+      <w:r>
+        <w:t xml:space="preserve">-blocked (A.8.8 / A.8.25).</w:t>
       </w:r>
     </w:p>
     <w:p>
@@ -1042,25 +1080,13 @@
           <w:b/>
           <w:bCs/>
         </w:rPr>
-        <w:t xml:space="preserve">Container-image and secret scanning</w:t>
-      </w:r>
-      <w:r>
-        <w:t xml:space="preserve"> </w:t>
-      </w:r>
-      <w:r>
-        <w:t xml:space="preserve">(trivy / gitleaks) — not in CI; ingest-service deps are Dependabot-tracked but not</w:t>
-      </w:r>
-      <w:r>
-        <w:t xml:space="preserve"> </w:t>
-      </w:r>
-      <w:r>
-        <w:rPr>
-          <w:rStyle w:val="VerbatimChar"/>
-        </w:rPr>
-        <w:t xml:space="preserve">pip-audit</w:t>
-      </w:r>
-      <w:r>
-        <w:t xml:space="preserve">-blocked (A.8.8 / A.8.25).</w:t>
+        <w:t xml:space="preserve">Periodic access recertification / review workflow</w:t>
+      </w:r>
+      <w:r>
+        <w:t xml:space="preserve"> </w:t>
+      </w:r>
+      <w:r>
+        <w:t xml:space="preserve">— not implemented (A.5.18).</w:t>
       </w:r>
     </w:p>
     <w:p>
@@ -1076,13 +1102,13 @@
           <w:b/>
           <w:bCs/>
         </w:rPr>
-        <w:t xml:space="preserve">Periodic access recertification / review workflow</w:t>
-      </w:r>
-      <w:r>
-        <w:t xml:space="preserve"> </w:t>
-      </w:r>
-      <w:r>
-        <w:t xml:space="preserve">— not implemented (A.5.18).</w:t>
+        <w:t xml:space="preserve">Real-time monitoring/alerting on the platform’s own audit trail</w:t>
+      </w:r>
+      <w:r>
+        <w:t xml:space="preserve"> </w:t>
+      </w:r>
+      <w:r>
+        <w:t xml:space="preserve">— report-based only (A.8.16).</w:t>
       </w:r>
     </w:p>
     <w:p>
@@ -1098,28 +1124,6 @@
           <w:b/>
           <w:bCs/>
         </w:rPr>
-        <w:t xml:space="preserve">Real-time monitoring/alerting on the platform’s own audit trail</w:t>
-      </w:r>
-      <w:r>
-        <w:t xml:space="preserve"> </w:t>
-      </w:r>
-      <w:r>
-        <w:t xml:space="preserve">— report-based only (A.8.16).</w:t>
-      </w:r>
-    </w:p>
-    <w:p>
-      <w:pPr>
-        <w:pStyle w:val="Compact"/>
-        <w:numPr>
-          <w:ilvl w:val="0"/>
-          <w:numId w:val="1001"/>
-        </w:numPr>
-      </w:pPr>
-      <w:r>
-        <w:rPr>
-          <w:b/>
-          <w:bCs/>
-        </w:rPr>
         <w:t xml:space="preserve">Privileged-session recording / just-in-time elevation</w:t>
       </w:r>
       <w:r>
@@ -1425,19 +1429,19 @@
         <w:t xml:space="preserve"> </w:t>
       </w:r>
       <w:r>
-        <w:t xml:space="preserve">the row. The platform-level gaps already documented in this section (no MFA,</w:t>
-      </w:r>
-      <w:r>
-        <w:t xml:space="preserve"> </w:t>
-      </w:r>
-      <w:r>
-        <w:t xml:space="preserve">no JWT refresh-token revocation, no Content-Security-Policy, npm-only</w:t>
-      </w:r>
-      <w:r>
-        <w:t xml:space="preserve"> </w:t>
-      </w:r>
-      <w:r>
-        <w:t xml:space="preserve">Dependabot, etc.) appear here against the controls they affect.</w:t>
+        <w:t xml:space="preserve">the row. The platform-level gaps already documented in this section (no JWT</w:t>
+      </w:r>
+      <w:r>
+        <w:t xml:space="preserve"> </w:t>
+      </w:r>
+      <w:r>
+        <w:t xml:space="preserve">refresh-token revocation, no Content-Security-Policy, etc.) appear here</w:t>
+      </w:r>
+      <w:r>
+        <w:t xml:space="preserve"> </w:t>
+      </w:r>
+      <w:r>
+        <w:t xml:space="preserve">against the controls they affect.</w:t>
       </w:r>
     </w:p>
     <w:p>
@@ -2159,7 +2163,7 @@
               <w:t xml:space="preserve"> </w:t>
             </w:r>
             <w:r>
-              <w:t xml:space="preserve">role immutable + non-deletable; last-admin lockout guard; anti-escalation.</w:t>
+              <w:t xml:space="preserve">role immutable + non-deletable; last-admin lockout guard; anti-escalation;</w:t>
             </w:r>
             <w:r>
               <w:t xml:space="preserve"> </w:t>
@@ -2169,13 +2173,38 @@
                 <w:b/>
                 <w:bCs/>
               </w:rPr>
+              <w:t xml:space="preserve">MFA is required for privileged local accounts</w:t>
+            </w:r>
+            <w:r>
+              <w:t xml:space="preserve"> </w:t>
+            </w:r>
+            <w:r>
+              <w:t xml:space="preserve">(</w:t>
+            </w:r>
+            <w:r>
+              <w:rPr>
+                <w:rStyle w:val="VerbatimChar"/>
+              </w:rPr>
+              <w:t xml:space="preserve">MFA_REQUIRED_FOR_CAPABILITIES</w:t>
+            </w:r>
+            <w:r>
+              <w:t xml:space="preserve">, forced enrollment — see Multi-Factor Authentication).</w:t>
+            </w:r>
+            <w:r>
+              <w:t xml:space="preserve"> </w:t>
+            </w:r>
+            <w:r>
+              <w:rPr>
+                <w:b/>
+                <w:bCs/>
+              </w:rPr>
               <w:t xml:space="preserve">Gap:</w:t>
             </w:r>
             <w:r>
               <w:t xml:space="preserve"> </w:t>
             </w:r>
             <w:r>
-              <w:t xml:space="preserve">no MFA on privileged accounts, no just-in-time elevation or privileged-session recording (see A.8.5).</w:t>
+              <w:t xml:space="preserve">no just-in-time elevation or privileged-session recording.</w:t>
             </w:r>
           </w:p>
         </w:tc>
@@ -2234,7 +2263,19 @@
               <w:t xml:space="preserve"> </w:t>
             </w:r>
             <w:r>
-              <w:t xml:space="preserve">(last-admin guards).</w:t>
+              <w:t xml:space="preserve">(last-admin guards);</w:t>
+            </w:r>
+            <w:r>
+              <w:t xml:space="preserve"> </w:t>
+            </w:r>
+            <w:r>
+              <w:rPr>
+                <w:rStyle w:val="VerbatimChar"/>
+              </w:rPr>
+              <w:t xml:space="preserve">apps/core/mfa.py</w:t>
+            </w:r>
+            <w:r>
+              <w:t xml:space="preserve">.</w:t>
             </w:r>
           </w:p>
         </w:tc>
@@ -2409,7 +2450,7 @@
               <w:pStyle w:val="Compact"/>
             </w:pPr>
             <w:r>
-              <w:t xml:space="preserve">JWT (SimpleJWT, HS256); Django password validators + complexity rules + forced first-login change; SSO (Google/Azure/Okta/GitHub) minting the same JWT.</w:t>
+              <w:t xml:space="preserve">JWT (SimpleJWT, HS256); Django password validators + complexity rules + forced first-login change; SSO (Google/Azure/Okta/GitHub) minting the same JWT;</w:t>
             </w:r>
             <w:r>
               <w:t xml:space="preserve"> </w:t>
@@ -2419,13 +2460,29 @@
                 <w:b/>
                 <w:bCs/>
               </w:rPr>
+              <w:t xml:space="preserve">TOTP MFA for local accounts</w:t>
+            </w:r>
+            <w:r>
+              <w:t xml:space="preserve"> </w:t>
+            </w:r>
+            <w:r>
+              <w:t xml:space="preserve">(RFC 6238; required for privileged accounts — see Multi-Factor Authentication).</w:t>
+            </w:r>
+            <w:r>
+              <w:t xml:space="preserve"> </w:t>
+            </w:r>
+            <w:r>
+              <w:rPr>
+                <w:b/>
+                <w:bCs/>
+              </w:rPr>
               <w:t xml:space="preserve">Gap:</w:t>
             </w:r>
             <w:r>
               <w:t xml:space="preserve"> </w:t>
             </w:r>
             <w:r>
-              <w:t xml:space="preserve">no MFA; refresh tokens are not rotated and there is no blacklist/revocation (</w:t>
+              <w:t xml:space="preserve">refresh tokens are not rotated and there is no blacklist/revocation (</w:t>
             </w:r>
             <w:r>
               <w:rPr>
@@ -2485,6 +2542,18 @@
                 <w:rStyle w:val="VerbatimChar"/>
               </w:rPr>
               <w:t xml:space="preserve">apps/sso/</w:t>
+            </w:r>
+            <w:r>
+              <w:t xml:space="preserve">;</w:t>
+            </w:r>
+            <w:r>
+              <w:t xml:space="preserve"> </w:t>
+            </w:r>
+            <w:r>
+              <w:rPr>
+                <w:rStyle w:val="VerbatimChar"/>
+              </w:rPr>
+              <w:t xml:space="preserve">apps/core/mfa.py</w:t>
             </w:r>
             <w:r>
               <w:t xml:space="preserve">; Authentication.</w:t>
@@ -3720,13 +3789,41 @@
           <w:b/>
           <w:bCs/>
         </w:rPr>
-        <w:t xml:space="preserve">Multi-factor authentication</w:t>
-      </w:r>
-      <w:r>
-        <w:t xml:space="preserve"> </w:t>
-      </w:r>
-      <w:r>
-        <w:t xml:space="preserve">— not implemented anywhere (A.8.5 / A.8.2).</w:t>
+        <w:t xml:space="preserve">JWT refresh-token revocation/blacklist</w:t>
+      </w:r>
+      <w:r>
+        <w:t xml:space="preserve"> </w:t>
+      </w:r>
+      <w:r>
+        <w:t xml:space="preserve">— none; a refresh token is valid for</w:t>
+      </w:r>
+      <w:r>
+        <w:t xml:space="preserve"> </w:t>
+      </w:r>
+      <w:r>
+        <w:t xml:space="preserve">its full 7-day life (A.8.5). (TOTP MFA</w:t>
+      </w:r>
+      <w:r>
+        <w:t xml:space="preserve"> </w:t>
+      </w:r>
+      <w:r>
+        <w:rPr>
+          <w:i/>
+          <w:iCs/>
+        </w:rPr>
+        <w:t xml:space="preserve">is</w:t>
+      </w:r>
+      <w:r>
+        <w:t xml:space="preserve"> </w:t>
+      </w:r>
+      <w:r>
+        <w:t xml:space="preserve">now implemented — see</w:t>
+      </w:r>
+      <w:r>
+        <w:t xml:space="preserve"> </w:t>
+      </w:r>
+      <w:r>
+        <w:t xml:space="preserve">Multi-Factor Authentication.)</w:t>
       </w:r>
     </w:p>
     <w:p>
@@ -3742,19 +3839,19 @@
           <w:b/>
           <w:bCs/>
         </w:rPr>
-        <w:t xml:space="preserve">JWT refresh-token revocation/blacklist</w:t>
-      </w:r>
-      <w:r>
-        <w:t xml:space="preserve"> </w:t>
-      </w:r>
-      <w:r>
-        <w:t xml:space="preserve">— none; a refresh token is valid for</w:t>
-      </w:r>
-      <w:r>
-        <w:t xml:space="preserve"> </w:t>
-      </w:r>
-      <w:r>
-        <w:t xml:space="preserve">its full 7-day life (A.8.5).</w:t>
+        <w:t xml:space="preserve">SSH device host-key validation</w:t>
+      </w:r>
+      <w:r>
+        <w:t xml:space="preserve"> </w:t>
+      </w:r>
+      <w:r>
+        <w:t xml:space="preserve">— not performed; an explicit accepted risk</w:t>
+      </w:r>
+      <w:r>
+        <w:t xml:space="preserve"> </w:t>
+      </w:r>
+      <w:r>
+        <w:t xml:space="preserve">(A.5.14).</w:t>
       </w:r>
     </w:p>
     <w:p>
@@ -3770,19 +3867,19 @@
           <w:b/>
           <w:bCs/>
         </w:rPr>
-        <w:t xml:space="preserve">SSH device host-key validation</w:t>
-      </w:r>
-      <w:r>
-        <w:t xml:space="preserve"> </w:t>
-      </w:r>
-      <w:r>
-        <w:t xml:space="preserve">— not performed; an explicit accepted risk</w:t>
-      </w:r>
-      <w:r>
-        <w:t xml:space="preserve"> </w:t>
-      </w:r>
-      <w:r>
-        <w:t xml:space="preserve">(A.5.14).</w:t>
+        <w:t xml:space="preserve">Real-time monitoring/alerting on the platform’s own audit trail</w:t>
+      </w:r>
+      <w:r>
+        <w:t xml:space="preserve"> </w:t>
+      </w:r>
+      <w:r>
+        <w:t xml:space="preserve">— only</w:t>
+      </w:r>
+      <w:r>
+        <w:t xml:space="preserve"> </w:t>
+      </w:r>
+      <w:r>
+        <w:t xml:space="preserve">batch/daily reporting exists (A.8.16).</w:t>
       </w:r>
     </w:p>
     <w:p>
@@ -3798,19 +3895,13 @@
           <w:b/>
           <w:bCs/>
         </w:rPr>
-        <w:t xml:space="preserve">Real-time monitoring/alerting on the platform’s own audit trail</w:t>
-      </w:r>
-      <w:r>
-        <w:t xml:space="preserve"> </w:t>
-      </w:r>
-      <w:r>
-        <w:t xml:space="preserve">— only</w:t>
-      </w:r>
-      <w:r>
-        <w:t xml:space="preserve"> </w:t>
-      </w:r>
-      <w:r>
-        <w:t xml:space="preserve">batch/daily reporting exists (A.8.16).</w:t>
+        <w:t xml:space="preserve">Periodic access recertification/review</w:t>
+      </w:r>
+      <w:r>
+        <w:t xml:space="preserve"> </w:t>
+      </w:r>
+      <w:r>
+        <w:t xml:space="preserve">— no workflow (A.5.18).</w:t>
       </w:r>
     </w:p>
     <w:p>
@@ -3826,13 +3917,25 @@
           <w:b/>
           <w:bCs/>
         </w:rPr>
-        <w:t xml:space="preserve">Periodic access recertification/review</w:t>
-      </w:r>
-      <w:r>
-        <w:t xml:space="preserve"> </w:t>
-      </w:r>
-      <w:r>
-        <w:t xml:space="preserve">— no workflow (A.5.18).</w:t>
+        <w:t xml:space="preserve">Content-Security-Policy</w:t>
+      </w:r>
+      <w:r>
+        <w:t xml:space="preserve"> </w:t>
+      </w:r>
+      <w:r>
+        <w:t xml:space="preserve">(and</w:t>
+      </w:r>
+      <w:r>
+        <w:t xml:space="preserve"> </w:t>
+      </w:r>
+      <w:r>
+        <w:rPr>
+          <w:rStyle w:val="VerbatimChar"/>
+        </w:rPr>
+        <w:t xml:space="preserve">CSRF_COOKIE_HTTPONLY</w:t>
+      </w:r>
+      <w:r>
+        <w:t xml:space="preserve">) — not set (A.8.9).</w:t>
       </w:r>
     </w:p>
     <w:p>
@@ -3848,40 +3951,6 @@
           <w:b/>
           <w:bCs/>
         </w:rPr>
-        <w:t xml:space="preserve">Content-Security-Policy</w:t>
-      </w:r>
-      <w:r>
-        <w:t xml:space="preserve"> </w:t>
-      </w:r>
-      <w:r>
-        <w:t xml:space="preserve">(and</w:t>
-      </w:r>
-      <w:r>
-        <w:t xml:space="preserve"> </w:t>
-      </w:r>
-      <w:r>
-        <w:rPr>
-          <w:rStyle w:val="VerbatimChar"/>
-        </w:rPr>
-        <w:t xml:space="preserve">CSRF_COOKIE_HTTPONLY</w:t>
-      </w:r>
-      <w:r>
-        <w:t xml:space="preserve">) — not set (A.8.9).</w:t>
-      </w:r>
-    </w:p>
-    <w:p>
-      <w:pPr>
-        <w:pStyle w:val="Compact"/>
-        <w:numPr>
-          <w:ilvl w:val="0"/>
-          <w:numId w:val="1003"/>
-        </w:numPr>
-      </w:pPr>
-      <w:r>
-        <w:rPr>
-          <w:b/>
-          <w:bCs/>
-        </w:rPr>
         <w:t xml:space="preserve">Privileged-session recording / just-in-time elevation</w:t>
       </w:r>
       <w:r>
@@ -4308,13 +4377,19 @@
           <w:b/>
           <w:bCs/>
         </w:rPr>
-        <w:t xml:space="preserve">Caveat:</w:t>
-      </w:r>
-      <w:r>
-        <w:t xml:space="preserve"> </w:t>
-      </w:r>
-      <w:r>
-        <w:t xml:space="preserve">no MFA on privileged accounts (see ISO A.8.2 / A.8.5).</w:t>
+        <w:t xml:space="preserve">Note:</w:t>
+      </w:r>
+      <w:r>
+        <w:t xml:space="preserve"> </w:t>
+      </w:r>
+      <w:r>
+        <w:t xml:space="preserve">MFA is required for privileged local accounts (see ISO A.8.2 / A.8.5</w:t>
+      </w:r>
+      <w:r>
+        <w:t xml:space="preserve"> </w:t>
+      </w:r>
+      <w:r>
+        <w:t xml:space="preserve">and Multi-Factor Authentication).</w:t>
       </w:r>
     </w:p>
     <w:bookmarkEnd w:id="17"/>
